--- a/Demos/Tier 2/Demo 2 - Dragon's Hoard.docx
+++ b/Demos/Tier 2/Demo 2 - Dragon's Hoard.docx
@@ -1,6 +1,6 @@
 
 <file path=word/document.xml><?xml version="1.0" encoding="utf-8"?>
-<w:document xmlns:wpc="http://schemas.microsoft.com/office/word/2010/wordprocessingCanvas" xmlns:cx="http://schemas.microsoft.com/office/drawing/2014/chartex" xmlns:cx1="http://schemas.microsoft.com/office/drawing/2015/9/8/chartex" xmlns:cx2="http://schemas.microsoft.com/office/drawing/2015/10/21/chartex" xmlns:cx3="http://schemas.microsoft.com/office/drawing/2016/5/9/chartex" xmlns:cx4="http://schemas.microsoft.com/office/drawing/2016/5/10/chartex" xmlns:cx5="http://schemas.microsoft.com/office/drawing/2016/5/11/chartex" xmlns:cx6="http://schemas.microsoft.com/office/drawing/2016/5/12/chartex" xmlns:cx7="http://schemas.microsoft.com/office/drawing/2016/5/13/chartex" xmlns:cx8="http://schemas.microsoft.com/office/drawing/2016/5/14/chartex" xmlns:mc="http://schemas.openxmlformats.org/markup-compatibility/2006" xmlns:m="http://schemas.openxmlformats.org/officeDocument/2006/math" xmlns:aink="http://schemas.microsoft.com/office/drawing/2016/ink" xmlns:am3d="http://schemas.microsoft.com/office/drawing/2017/model3d" xmlns:oel="http://schemas.microsoft.com/office/2019/extlst" xmlns:r="http://schemas.openxmlformats.org/officeDocument/2006/relationships" xmlns:wp14="http://schemas.microsoft.com/office/word/2010/wordprocessingDrawing" xmlns:wp="http://schemas.openxmlformats.org/drawingml/2006/wordprocessingDrawing" xmlns:wpg="http://schemas.microsoft.com/office/word/2010/wordprocessingGroup" xmlns:wpi="http://schemas.microsoft.com/office/word/2010/wordprocessingInk" xmlns:wps="http://schemas.microsoft.com/office/word/2010/wordprocessingShape" xmlns:o="urn:schemas-microsoft-com:office:office" xmlns:v="urn:schemas-microsoft-com:vml" xmlns:w10="urn:schemas-microsoft-com:office:word" xmlns:w="http://schemas.openxmlformats.org/wordprocessingml/2006/main" xmlns:w14="http://schemas.microsoft.com/office/word/2010/wordml" xmlns:w15="http://schemas.microsoft.com/office/word/2012/wordml" xmlns:w16cex="http://schemas.microsoft.com/office/word/2018/wordml/cex" xmlns:w16cid="http://schemas.microsoft.com/office/word/2016/wordml/cid" xmlns:w16="http://schemas.microsoft.com/office/word/2018/wordml" xmlns:w16sdtdh="http://schemas.microsoft.com/office/word/2020/wordml/sdtdatahash" xmlns:w16sdtfl="http://schemas.microsoft.com/office/word/2024/wordml/sdtformatlock" xmlns:w16se="http://schemas.microsoft.com/office/word/2015/wordml/symex" xmlns:w16du="http://schemas.microsoft.com/office/word/2023/wordml/word16du" xmlns:wne="http://schemas.microsoft.com/office/word/2006/wordml" mc:Ignorable="w14 w15 w16se w16cid w16 w16cex w16sdtdh w16sdtfl w16du wp14">
+<w:document xmlns:a="http://schemas.openxmlformats.org/drawingml/2006/main" xmlns:pic="http://schemas.openxmlformats.org/drawingml/2006/picture" xmlns:a14="http://schemas.microsoft.com/office/drawing/2010/main" xmlns:wpc="http://schemas.microsoft.com/office/word/2010/wordprocessingCanvas" xmlns:cx="http://schemas.microsoft.com/office/drawing/2014/chartex" xmlns:cx1="http://schemas.microsoft.com/office/drawing/2015/9/8/chartex" xmlns:cx2="http://schemas.microsoft.com/office/drawing/2015/10/21/chartex" xmlns:cx3="http://schemas.microsoft.com/office/drawing/2016/5/9/chartex" xmlns:cx4="http://schemas.microsoft.com/office/drawing/2016/5/10/chartex" xmlns:cx5="http://schemas.microsoft.com/office/drawing/2016/5/11/chartex" xmlns:cx6="http://schemas.microsoft.com/office/drawing/2016/5/12/chartex" xmlns:cx7="http://schemas.microsoft.com/office/drawing/2016/5/13/chartex" xmlns:cx8="http://schemas.microsoft.com/office/drawing/2016/5/14/chartex" xmlns:mc="http://schemas.openxmlformats.org/markup-compatibility/2006" xmlns:m="http://schemas.openxmlformats.org/officeDocument/2006/math" xmlns:aink="http://schemas.microsoft.com/office/drawing/2016/ink" xmlns:am3d="http://schemas.microsoft.com/office/drawing/2017/model3d" xmlns:oel="http://schemas.microsoft.com/office/2019/extlst" xmlns:r="http://schemas.openxmlformats.org/officeDocument/2006/relationships" xmlns:wp14="http://schemas.microsoft.com/office/word/2010/wordprocessingDrawing" xmlns:wp="http://schemas.openxmlformats.org/drawingml/2006/wordprocessingDrawing" xmlns:wpg="http://schemas.microsoft.com/office/word/2010/wordprocessingGroup" xmlns:wpi="http://schemas.microsoft.com/office/word/2010/wordprocessingInk" xmlns:wps="http://schemas.microsoft.com/office/word/2010/wordprocessingShape" xmlns:o="urn:schemas-microsoft-com:office:office" xmlns:v="urn:schemas-microsoft-com:vml" xmlns:w10="urn:schemas-microsoft-com:office:word" xmlns:w="http://schemas.openxmlformats.org/wordprocessingml/2006/main" xmlns:w14="http://schemas.microsoft.com/office/word/2010/wordml" xmlns:w15="http://schemas.microsoft.com/office/word/2012/wordml" xmlns:w16cex="http://schemas.microsoft.com/office/word/2018/wordml/cex" xmlns:w16cid="http://schemas.microsoft.com/office/word/2016/wordml/cid" xmlns:w16="http://schemas.microsoft.com/office/word/2018/wordml" xmlns:w16sdtdh="http://schemas.microsoft.com/office/word/2020/wordml/sdtdatahash" xmlns:w16sdtfl="http://schemas.microsoft.com/office/word/2024/wordml/sdtformatlock" xmlns:w16se="http://schemas.microsoft.com/office/word/2015/wordml/symex" xmlns:w16du="http://schemas.microsoft.com/office/word/2023/wordml/word16du" xmlns:wne="http://schemas.microsoft.com/office/word/2006/wordml" mc:Ignorable="w14 w15 w16se w16cid w16 w16cex w16sdtdh w16sdtfl w16du wp14">
   <w:body>
     <w:p>
       <w:pPr>
@@ -9,7 +9,7 @@
       </w:pPr>
       <w:r>
         <w:rPr>
-          <w:rFonts w:ascii="IBM Plex Sans" w:eastAsia="IBM Plex Sans" w:hAnsi="IBM Plex Sans"/>
+          <w:rFonts w:ascii="IBM Plex Sans" w:hAnsi="IBM Plex Sans" w:eastAsia="IBM Plex Sans"/>
           <w:b/>
           <w:sz w:val="44"/>
         </w:rPr>
@@ -17,7 +17,7 @@
       </w:r>
       <w:r>
         <w:rPr>
-          <w:rFonts w:ascii="IBM Plex Sans" w:eastAsia="IBM Plex Sans" w:hAnsi="IBM Plex Sans"/>
+          <w:rFonts w:ascii="IBM Plex Sans" w:hAnsi="IBM Plex Sans" w:eastAsia="IBM Plex Sans"/>
           <w:b/>
           <w:sz w:val="44"/>
         </w:rPr>
@@ -30,7 +30,7 @@
       </w:pPr>
       <w:r>
         <w:rPr>
-          <w:rFonts w:ascii="IBM Plex Sans" w:eastAsia="IBM Plex Sans" w:hAnsi="IBM Plex Sans"/>
+          <w:rFonts w:ascii="IBM Plex Sans" w:hAnsi="IBM Plex Sans" w:eastAsia="IBM Plex Sans"/>
         </w:rPr>
         <w:t>This demo uses the Dragon's Hoard Shop Manager — a small, intentionally imperfect Python application. Each exercise below uses IBM Bob to investigate, improve, or extend the codebase. Open the project folder before starting.</w:t>
       </w:r>
@@ -45,7 +45,7 @@
       </w:pPr>
       <w:r>
         <w:rPr>
-          <w:rFonts w:ascii="IBM Plex Sans" w:eastAsia="IBM Plex Sans" w:hAnsi="IBM Plex Sans"/>
+          <w:rFonts w:ascii="IBM Plex Sans" w:hAnsi="IBM Plex Sans" w:eastAsia="IBM Plex Sans"/>
           <w:b/>
           <w:color w:val="000000" w:themeColor="text1"/>
         </w:rPr>
@@ -62,11 +62,11 @@
       </w:pPr>
       <w:r>
         <w:rPr>
-          <w:rFonts w:ascii="IBM Plex Sans" w:eastAsia="IBM Plex Sans" w:hAnsi="IBM Plex Sans"/>
+          <w:rFonts w:ascii="IBM Plex Sans" w:hAnsi="IBM Plex Sans" w:eastAsia="IBM Plex Sans"/>
           <w:b/>
           <w:color w:val="000000" w:themeColor="text1"/>
         </w:rPr>
-        <w:t>Step 1 — Open the workspace folder</w:t>
+        <w:t xml:space="preserve">Step 1 - Open the project</w:t>
       </w:r>
     </w:p>
     <w:p>
@@ -75,47 +75,19 @@
       </w:pPr>
       <w:r>
         <w:rPr>
-          <w:rFonts w:ascii="IBM Plex Sans" w:eastAsia="IBM Plex Sans" w:hAnsi="IBM Plex Sans"/>
-        </w:rPr>
-        <w:t>If you have not already done so, open the workspace in VS Code.</w:t>
-      </w:r>
-    </w:p>
-    <w:p>
-      <w:pPr>
-        <w:pStyle w:val="Heading2"/>
-        <w:spacing w:before="160" w:after="80"/>
-        <w:rPr>
-          <w:color w:val="000000" w:themeColor="text1"/>
-        </w:rPr>
-      </w:pPr>
-      <w:r>
-        <w:rPr>
-          <w:rFonts w:ascii="IBM Plex Sans" w:eastAsia="IBM Plex Sans" w:hAnsi="IBM Plex Sans"/>
-          <w:b/>
-          <w:color w:val="000000" w:themeColor="text1"/>
-        </w:rPr>
-        <w:t>Step 2 — Navigate to the project</w:t>
-      </w:r>
-    </w:p>
-    <w:p>
-      <w:pPr>
-        <w:spacing w:after="80" w:line="360" w:lineRule="auto"/>
-      </w:pPr>
-      <w:r>
-        <w:rPr>
-          <w:rFonts w:ascii="IBM Plex Sans" w:eastAsia="IBM Plex Sans" w:hAnsi="IBM Plex Sans"/>
-        </w:rPr>
-        <w:t>In the VS Code Explorer panel, expand the following folder to find the project files:</w:t>
+          <w:rFonts w:ascii="IBM Plex Sans" w:hAnsi="IBM Plex Sans" w:eastAsia="IBM Plex Sans"/>
+        </w:rPr>
+        <w:t xml:space="preserve">In VS Code, go to File - Open Folder and open the following folder:</w:t>
       </w:r>
     </w:p>
     <w:p>
       <w:pPr>
         <w:pBdr>
-          <w:top w:val="single" w:sz="16" w:space="8" w:color="0D3C6E"/>
-          <w:left w:val="single" w:sz="16" w:space="8" w:color="0D3C6E"/>
-          <w:bottom w:val="single" w:sz="16" w:space="8" w:color="0D3C6E"/>
-          <w:right w:val="single" w:sz="16" w:space="8" w:color="0D3C6E"/>
-          <w:between w:val="single" w:sz="16" w:space="8" w:color="0D3C6E"/>
+          <w:top w:val="single" w:color="0D3C6E" w:sz="16" w:space="8"/>
+          <w:left w:val="single" w:color="0D3C6E" w:sz="16" w:space="8"/>
+          <w:bottom w:val="single" w:color="0D3C6E" w:sz="16" w:space="8"/>
+          <w:right w:val="single" w:color="0D3C6E" w:sz="16" w:space="8"/>
+          <w:between w:val="single" w:color="0D3C6E" w:sz="16" w:space="8"/>
         </w:pBdr>
         <w:shd w:val="clear" w:color="auto" w:fill="1F70C1"/>
         <w:spacing w:before="160" w:after="160"/>
@@ -123,30 +95,14 @@
       </w:pPr>
       <w:r>
         <w:rPr>
-          <w:rFonts w:ascii="Courier New" w:eastAsia="Courier New" w:hAnsi="Courier New"/>
+          <w:rFonts w:ascii="Courier New" w:hAnsi="Courier New" w:eastAsia="Courier New"/>
           <w:color w:val="FFFFFF"/>
           <w:sz w:val="20"/>
         </w:rPr>
-        <w:t>Demos/Dragon's Hoard/</w:t>
+        <w:t xml:space="preserve">Demos/Resources/Dragon's Hoard/dragon_shop</w:t>
       </w:r>
       <w:proofErr w:type="spellStart"/>
-      <w:r>
-        <w:rPr>
-          <w:rFonts w:ascii="Courier New" w:eastAsia="Courier New" w:hAnsi="Courier New"/>
-          <w:color w:val="FFFFFF"/>
-          <w:sz w:val="20"/>
-        </w:rPr>
-        <w:t>dragon_shop</w:t>
-      </w:r>
       <w:proofErr w:type="spellEnd"/>
-      <w:r>
-        <w:rPr>
-          <w:rFonts w:ascii="Courier New" w:eastAsia="Courier New" w:hAnsi="Courier New"/>
-          <w:color w:val="FFFFFF"/>
-          <w:sz w:val="20"/>
-        </w:rPr>
-        <w:t>/</w:t>
-      </w:r>
     </w:p>
     <w:p>
       <w:pPr>
@@ -158,11 +114,11 @@
       </w:pPr>
       <w:r>
         <w:rPr>
-          <w:rFonts w:ascii="IBM Plex Sans" w:eastAsia="IBM Plex Sans" w:hAnsi="IBM Plex Sans"/>
+          <w:rFonts w:ascii="IBM Plex Sans" w:hAnsi="IBM Plex Sans" w:eastAsia="IBM Plex Sans"/>
           <w:b/>
           <w:color w:val="000000" w:themeColor="text1"/>
         </w:rPr>
-        <w:t>Step 3 — Add files to Bob context</w:t>
+        <w:t xml:space="preserve">Step 2 - Open Bob</w:t>
       </w:r>
     </w:p>
     <w:p>
@@ -171,22 +127,22 @@
       </w:pPr>
       <w:r>
         <w:rPr>
-          <w:rFonts w:ascii="IBM Plex Sans" w:eastAsia="IBM Plex Sans" w:hAnsi="IBM Plex Sans"/>
-        </w:rPr>
-        <w:t>Open Bob in the VS Code sidebar. Use the @ mention or Add File to Bob Context option to add the relevant source files before each exercise. For most exercises you will want to include main.py, checkout.py, inventory.py, receipts.py, and sales.py.</w:t>
+          <w:rFonts w:ascii="IBM Plex Sans" w:hAnsi="IBM Plex Sans" w:eastAsia="IBM Plex Sans"/>
+        </w:rPr>
+        <w:t xml:space="preserve">Click the Bob icon in the VS Code Activity Bar (the icon panel on the far left). The Bob chat panel will open on the right-hand side of the screen. With the folder open, Bob has full visibility of all the project files and can navigate them on its own.</w:t>
       </w:r>
     </w:p>
     <w:p>
       <w:pPr>
         <w:pStyle w:val="Heading1"/>
         <w:pBdr>
-          <w:top w:val="single" w:sz="12" w:space="8" w:color="1F70C1"/>
+          <w:top w:val="single" w:color="1F70C1" w:sz="12" w:space="8"/>
         </w:pBdr>
         <w:spacing w:before="400" w:after="120"/>
       </w:pPr>
       <w:r>
         <w:rPr>
-          <w:rFonts w:ascii="IBM Plex Sans" w:eastAsia="IBM Plex Sans" w:hAnsi="IBM Plex Sans"/>
+          <w:rFonts w:ascii="IBM Plex Sans" w:hAnsi="IBM Plex Sans" w:eastAsia="IBM Plex Sans"/>
           <w:b/>
           <w:color w:val="1F70C1"/>
         </w:rPr>
@@ -199,7 +155,7 @@
       </w:pPr>
       <w:r>
         <w:rPr>
-          <w:rFonts w:ascii="IBM Plex Sans" w:eastAsia="IBM Plex Sans" w:hAnsi="IBM Plex Sans"/>
+          <w:rFonts w:ascii="IBM Plex Sans" w:hAnsi="IBM Plex Sans" w:eastAsia="IBM Plex Sans"/>
         </w:rPr>
         <w:t>The following five exercises are designed to be run in sequence. Each one demonstrates a different IBM Bob capability using the same codebase.</w:t>
       </w:r>
@@ -214,7 +170,7 @@
       </w:pPr>
       <w:r>
         <w:rPr>
-          <w:rFonts w:ascii="IBM Plex Sans" w:eastAsia="IBM Plex Sans" w:hAnsi="IBM Plex Sans"/>
+          <w:rFonts w:ascii="IBM Plex Sans" w:hAnsi="IBM Plex Sans" w:eastAsia="IBM Plex Sans"/>
           <w:b/>
           <w:color w:val="000000" w:themeColor="text1"/>
         </w:rPr>
@@ -227,19 +183,19 @@
       </w:pPr>
       <w:r>
         <w:rPr>
-          <w:rFonts w:ascii="IBM Plex Sans" w:eastAsia="IBM Plex Sans" w:hAnsi="IBM Plex Sans"/>
-        </w:rPr>
-        <w:t>The purchase total calculation contains a bug. Rather than telling Bob where it is, ask Bob to investigate the repository and find it. Add all source files to context, then use this prompt:</w:t>
+          <w:rFonts w:ascii="IBM Plex Sans" w:hAnsi="IBM Plex Sans" w:eastAsia="IBM Plex Sans"/>
+        </w:rPr>
+        <w:t xml:space="preserve">The purchase total calculation contains a bug. Rather than telling Bob where it is, ask Bob to investigate the repository and find it. Use this prompt:</w:t>
       </w:r>
     </w:p>
     <w:p>
       <w:pPr>
         <w:pBdr>
-          <w:top w:val="single" w:sz="16" w:space="8" w:color="0D3C6E"/>
-          <w:left w:val="single" w:sz="16" w:space="8" w:color="0D3C6E"/>
-          <w:bottom w:val="single" w:sz="16" w:space="8" w:color="0D3C6E"/>
-          <w:right w:val="single" w:sz="16" w:space="8" w:color="0D3C6E"/>
-          <w:between w:val="single" w:sz="16" w:space="8" w:color="0D3C6E"/>
+          <w:top w:val="single" w:color="0D3C6E" w:sz="16" w:space="8"/>
+          <w:left w:val="single" w:color="0D3C6E" w:sz="16" w:space="8"/>
+          <w:bottom w:val="single" w:color="0D3C6E" w:sz="16" w:space="8"/>
+          <w:right w:val="single" w:color="0D3C6E" w:sz="16" w:space="8"/>
+          <w:between w:val="single" w:color="0D3C6E" w:sz="16" w:space="8"/>
         </w:pBdr>
         <w:shd w:val="clear" w:color="auto" w:fill="1F70C1"/>
         <w:spacing w:before="160" w:after="160"/>
@@ -247,7 +203,7 @@
       </w:pPr>
       <w:r>
         <w:rPr>
-          <w:rFonts w:ascii="Courier New" w:eastAsia="Courier New" w:hAnsi="Courier New"/>
+          <w:rFonts w:ascii="Courier New" w:hAnsi="Courier New" w:eastAsia="Courier New"/>
           <w:color w:val="FFFFFF"/>
           <w:sz w:val="20"/>
         </w:rPr>
@@ -260,7 +216,7 @@
       </w:pPr>
       <w:r>
         <w:rPr>
-          <w:rFonts w:ascii="IBM Plex Sans" w:eastAsia="IBM Plex Sans" w:hAnsi="IBM Plex Sans"/>
+          <w:rFonts w:ascii="IBM Plex Sans" w:hAnsi="IBM Plex Sans" w:eastAsia="IBM Plex Sans"/>
         </w:rPr>
         <w:lastRenderedPageBreak/>
         <w:t>Bob will trace the calculation logic in checkout.py, pinpoint the incorrect branch, and explain why only purchases of three or more units are affected. Once you have reviewed the explanation, follow up with:</w:t>
@@ -269,11 +225,11 @@
     <w:p>
       <w:pPr>
         <w:pBdr>
-          <w:top w:val="single" w:sz="16" w:space="8" w:color="0D3C6E"/>
-          <w:left w:val="single" w:sz="16" w:space="8" w:color="0D3C6E"/>
-          <w:bottom w:val="single" w:sz="16" w:space="8" w:color="0D3C6E"/>
-          <w:right w:val="single" w:sz="16" w:space="8" w:color="0D3C6E"/>
-          <w:between w:val="single" w:sz="16" w:space="8" w:color="0D3C6E"/>
+          <w:top w:val="single" w:color="0D3C6E" w:sz="16" w:space="8"/>
+          <w:left w:val="single" w:color="0D3C6E" w:sz="16" w:space="8"/>
+          <w:bottom w:val="single" w:color="0D3C6E" w:sz="16" w:space="8"/>
+          <w:right w:val="single" w:color="0D3C6E" w:sz="16" w:space="8"/>
+          <w:between w:val="single" w:color="0D3C6E" w:sz="16" w:space="8"/>
         </w:pBdr>
         <w:shd w:val="clear" w:color="auto" w:fill="1F70C1"/>
         <w:spacing w:before="160" w:after="160"/>
@@ -281,7 +237,7 @@
       </w:pPr>
       <w:r>
         <w:rPr>
-          <w:rFonts w:ascii="Courier New" w:eastAsia="Courier New" w:hAnsi="Courier New"/>
+          <w:rFonts w:ascii="Courier New" w:hAnsi="Courier New" w:eastAsia="Courier New"/>
           <w:color w:val="FFFFFF"/>
           <w:sz w:val="20"/>
         </w:rPr>
@@ -294,7 +250,7 @@
       </w:pPr>
       <w:r>
         <w:rPr>
-          <w:rFonts w:ascii="IBM Plex Sans" w:eastAsia="IBM Plex Sans" w:hAnsi="IBM Plex Sans"/>
+          <w:rFonts w:ascii="IBM Plex Sans" w:hAnsi="IBM Plex Sans" w:eastAsia="IBM Plex Sans"/>
         </w:rPr>
         <w:t>This exercise demonstrates Bob's ability to read and reason across multiple files to locate a non-obvious bug without being told where to look.</w:t>
       </w:r>
@@ -309,7 +265,7 @@
       </w:pPr>
       <w:r>
         <w:rPr>
-          <w:rFonts w:ascii="IBM Plex Sans" w:eastAsia="IBM Plex Sans" w:hAnsi="IBM Plex Sans"/>
+          <w:rFonts w:ascii="IBM Plex Sans" w:hAnsi="IBM Plex Sans" w:eastAsia="IBM Plex Sans"/>
           <w:b/>
           <w:color w:val="000000" w:themeColor="text1"/>
         </w:rPr>
@@ -322,7 +278,7 @@
       </w:pPr>
       <w:r>
         <w:rPr>
-          <w:rFonts w:ascii="IBM Plex Sans" w:eastAsia="IBM Plex Sans" w:hAnsi="IBM Plex Sans"/>
+          <w:rFonts w:ascii="IBM Plex Sans" w:hAnsi="IBM Plex Sans" w:eastAsia="IBM Plex Sans"/>
         </w:rPr>
         <w:t>The shop currently has no loyalty discount. Ask Bob to implement a new pricing rule and update the receipt output to match. Use this prompt:</w:t>
       </w:r>
@@ -330,11 +286,11 @@
     <w:p>
       <w:pPr>
         <w:pBdr>
-          <w:top w:val="single" w:sz="16" w:space="8" w:color="0D3C6E"/>
-          <w:left w:val="single" w:sz="16" w:space="8" w:color="0D3C6E"/>
-          <w:bottom w:val="single" w:sz="16" w:space="8" w:color="0D3C6E"/>
-          <w:right w:val="single" w:sz="16" w:space="8" w:color="0D3C6E"/>
-          <w:between w:val="single" w:sz="16" w:space="8" w:color="0D3C6E"/>
+          <w:top w:val="single" w:color="0D3C6E" w:sz="16" w:space="8"/>
+          <w:left w:val="single" w:color="0D3C6E" w:sz="16" w:space="8"/>
+          <w:bottom w:val="single" w:color="0D3C6E" w:sz="16" w:space="8"/>
+          <w:right w:val="single" w:color="0D3C6E" w:sz="16" w:space="8"/>
+          <w:between w:val="single" w:color="0D3C6E" w:sz="16" w:space="8"/>
         </w:pBdr>
         <w:shd w:val="clear" w:color="auto" w:fill="1F70C1"/>
         <w:spacing w:before="160" w:after="160"/>
@@ -342,7 +298,7 @@
       </w:pPr>
       <w:r>
         <w:rPr>
-          <w:rFonts w:ascii="Courier New" w:eastAsia="Courier New" w:hAnsi="Courier New"/>
+          <w:rFonts w:ascii="Courier New" w:hAnsi="Courier New" w:eastAsia="Courier New"/>
           <w:color w:val="FFFFFF"/>
           <w:sz w:val="20"/>
         </w:rPr>
@@ -355,7 +311,7 @@
       </w:pPr>
       <w:r>
         <w:rPr>
-          <w:rFonts w:ascii="IBM Plex Sans" w:eastAsia="IBM Plex Sans" w:hAnsi="IBM Plex Sans"/>
+          <w:rFonts w:ascii="IBM Plex Sans" w:hAnsi="IBM Plex Sans" w:eastAsia="IBM Plex Sans"/>
         </w:rPr>
         <w:t>Bob will identify the checkout and receipt modules, add the discount calculation, and update the printed receipt to show a subtotal, the discount amount, and the final total — without touching unrelated parts of the code.</w:t>
       </w:r>
@@ -370,7 +326,7 @@
       </w:pPr>
       <w:r>
         <w:rPr>
-          <w:rFonts w:ascii="IBM Plex Sans" w:eastAsia="IBM Plex Sans" w:hAnsi="IBM Plex Sans"/>
+          <w:rFonts w:ascii="IBM Plex Sans" w:hAnsi="IBM Plex Sans" w:eastAsia="IBM Plex Sans"/>
           <w:b/>
           <w:color w:val="000000" w:themeColor="text1"/>
         </w:rPr>
@@ -383,21 +339,21 @@
       </w:pPr>
       <w:r>
         <w:rPr>
-          <w:rFonts w:ascii="IBM Plex Sans" w:eastAsia="IBM Plex Sans" w:hAnsi="IBM Plex Sans"/>
+          <w:rFonts w:ascii="IBM Plex Sans" w:hAnsi="IBM Plex Sans" w:eastAsia="IBM Plex Sans"/>
         </w:rPr>
         <w:t xml:space="preserve">The </w:t>
       </w:r>
       <w:proofErr w:type="spellStart"/>
       <w:r>
         <w:rPr>
-          <w:rFonts w:ascii="IBM Plex Sans" w:eastAsia="IBM Plex Sans" w:hAnsi="IBM Plex Sans"/>
+          <w:rFonts w:ascii="IBM Plex Sans" w:hAnsi="IBM Plex Sans" w:eastAsia="IBM Plex Sans"/>
         </w:rPr>
         <w:t>do_checkout</w:t>
       </w:r>
       <w:proofErr w:type="spellEnd"/>
       <w:r>
         <w:rPr>
-          <w:rFonts w:ascii="IBM Plex Sans" w:eastAsia="IBM Plex Sans" w:hAnsi="IBM Plex Sans"/>
+          <w:rFonts w:ascii="IBM Plex Sans" w:hAnsi="IBM Plex Sans" w:eastAsia="IBM Plex Sans"/>
         </w:rPr>
         <w:t xml:space="preserve"> function in checkout.py works, but it has accumulated several maintainability problems. Ask Bob to analyse and refactor it:</w:t>
       </w:r>
@@ -405,11 +361,11 @@
     <w:p>
       <w:pPr>
         <w:pBdr>
-          <w:top w:val="single" w:sz="16" w:space="8" w:color="0D3C6E"/>
-          <w:left w:val="single" w:sz="16" w:space="8" w:color="0D3C6E"/>
-          <w:bottom w:val="single" w:sz="16" w:space="8" w:color="0D3C6E"/>
-          <w:right w:val="single" w:sz="16" w:space="8" w:color="0D3C6E"/>
-          <w:between w:val="single" w:sz="16" w:space="8" w:color="0D3C6E"/>
+          <w:top w:val="single" w:color="0D3C6E" w:sz="16" w:space="8"/>
+          <w:left w:val="single" w:color="0D3C6E" w:sz="16" w:space="8"/>
+          <w:bottom w:val="single" w:color="0D3C6E" w:sz="16" w:space="8"/>
+          <w:right w:val="single" w:color="0D3C6E" w:sz="16" w:space="8"/>
+          <w:between w:val="single" w:color="0D3C6E" w:sz="16" w:space="8"/>
         </w:pBdr>
         <w:shd w:val="clear" w:color="auto" w:fill="1F70C1"/>
         <w:spacing w:before="160" w:after="160"/>
@@ -417,7 +373,7 @@
       </w:pPr>
       <w:r>
         <w:rPr>
-          <w:rFonts w:ascii="Courier New" w:eastAsia="Courier New" w:hAnsi="Courier New"/>
+          <w:rFonts w:ascii="Courier New" w:hAnsi="Courier New" w:eastAsia="Courier New"/>
           <w:color w:val="FFFFFF"/>
           <w:sz w:val="20"/>
         </w:rPr>
@@ -430,7 +386,7 @@
       </w:pPr>
       <w:r>
         <w:rPr>
-          <w:rFonts w:ascii="IBM Plex Sans" w:eastAsia="IBM Plex Sans" w:hAnsi="IBM Plex Sans"/>
+          <w:rFonts w:ascii="IBM Plex Sans" w:hAnsi="IBM Plex Sans" w:eastAsia="IBM Plex Sans"/>
         </w:rPr>
         <w:t>Bob will identify issues such as deeply nested conditionals, vague variable names, mixed responsibilities, and repeated logic. It will then produce a refactored version that is functionally equivalent but significantly easier to read and maintain.</w:t>
       </w:r>
@@ -445,7 +401,7 @@
       </w:pPr>
       <w:r>
         <w:rPr>
-          <w:rFonts w:ascii="IBM Plex Sans" w:eastAsia="IBM Plex Sans" w:hAnsi="IBM Plex Sans"/>
+          <w:rFonts w:ascii="IBM Plex Sans" w:hAnsi="IBM Plex Sans" w:eastAsia="IBM Plex Sans"/>
           <w:b/>
           <w:color w:val="000000" w:themeColor="text1"/>
         </w:rPr>
@@ -456,86 +412,86 @@
       <w:pPr>
         <w:spacing w:after="120" w:line="360" w:lineRule="auto"/>
         <w:rPr>
-          <w:rFonts w:ascii="IBM Plex Sans" w:eastAsia="IBM Plex Sans" w:hAnsi="IBM Plex Sans"/>
-        </w:rPr>
-      </w:pPr>
-      <w:r>
-        <w:rPr>
-          <w:rFonts w:ascii="IBM Plex Sans" w:eastAsia="IBM Plex Sans" w:hAnsi="IBM Plex Sans"/>
+          <w:rFonts w:ascii="IBM Plex Sans" w:hAnsi="IBM Plex Sans" w:eastAsia="IBM Plex Sans"/>
+        </w:rPr>
+      </w:pPr>
+      <w:r>
+        <w:rPr>
+          <w:rFonts w:ascii="IBM Plex Sans" w:hAnsi="IBM Plex Sans" w:eastAsia="IBM Plex Sans"/>
         </w:rPr>
         <w:t xml:space="preserve">The </w:t>
       </w:r>
       <w:proofErr w:type="spellStart"/>
       <w:r>
         <w:rPr>
-          <w:rFonts w:ascii="IBM Plex Sans" w:eastAsia="IBM Plex Sans" w:hAnsi="IBM Plex Sans"/>
+          <w:rFonts w:ascii="IBM Plex Sans" w:hAnsi="IBM Plex Sans" w:eastAsia="IBM Plex Sans"/>
         </w:rPr>
         <w:t>get_low_stock_items</w:t>
       </w:r>
       <w:proofErr w:type="spellEnd"/>
       <w:r>
         <w:rPr>
-          <w:rFonts w:ascii="IBM Plex Sans" w:eastAsia="IBM Plex Sans" w:hAnsi="IBM Plex Sans"/>
+          <w:rFonts w:ascii="IBM Plex Sans" w:hAnsi="IBM Plex Sans" w:eastAsia="IBM Plex Sans"/>
         </w:rPr>
         <w:t xml:space="preserve"> function </w:t>
       </w:r>
       <w:r>
         <w:rPr>
-          <w:rFonts w:ascii="IBM Plex Sans" w:eastAsia="IBM Plex Sans" w:hAnsi="IBM Plex Sans"/>
+          <w:rFonts w:ascii="IBM Plex Sans" w:hAnsi="IBM Plex Sans" w:eastAsia="IBM Plex Sans"/>
         </w:rPr>
         <w:t>at the end of</w:t>
       </w:r>
       <w:r>
         <w:rPr>
-          <w:rFonts w:ascii="IBM Plex Sans" w:eastAsia="IBM Plex Sans" w:hAnsi="IBM Plex Sans"/>
+          <w:rFonts w:ascii="IBM Plex Sans" w:hAnsi="IBM Plex Sans" w:eastAsia="IBM Plex Sans"/>
         </w:rPr>
         <w:t xml:space="preserve"> checkout.py contains a detailed docstring describing the requirements, but the implementation is empty. </w:t>
       </w:r>
       <w:r>
         <w:rPr>
-          <w:rFonts w:ascii="IBM Plex Sans" w:eastAsia="IBM Plex Sans" w:hAnsi="IBM Plex Sans"/>
+          <w:rFonts w:ascii="IBM Plex Sans" w:hAnsi="IBM Plex Sans" w:eastAsia="IBM Plex Sans"/>
         </w:rPr>
         <w:t xml:space="preserve">Using the literate coding function </w:t>
       </w:r>
       <w:r>
         <w:rPr>
-          <w:rFonts w:ascii="IBM Plex Sans" w:eastAsia="IBM Plex Sans" w:hAnsi="IBM Plex Sans"/>
+          <w:rFonts w:ascii="IBM Plex Sans" w:hAnsi="IBM Plex Sans" w:eastAsia="IBM Plex Sans"/>
         </w:rPr>
         <w:t>—</w:t>
       </w:r>
       <w:r>
         <w:rPr>
-          <w:rFonts w:ascii="IBM Plex Sans" w:eastAsia="IBM Plex Sans" w:hAnsi="IBM Plex Sans"/>
+          <w:rFonts w:ascii="IBM Plex Sans" w:hAnsi="IBM Plex Sans" w:eastAsia="IBM Plex Sans"/>
         </w:rPr>
         <w:t xml:space="preserve"> indicated by the magic wand at the top right of the VS code </w:t>
       </w:r>
       <w:r>
         <w:rPr>
-          <w:rFonts w:ascii="IBM Plex Sans" w:eastAsia="IBM Plex Sans" w:hAnsi="IBM Plex Sans"/>
+          <w:rFonts w:ascii="IBM Plex Sans" w:hAnsi="IBM Plex Sans" w:eastAsia="IBM Plex Sans"/>
         </w:rPr>
         <w:t>—</w:t>
       </w:r>
       <w:r>
         <w:rPr>
-          <w:rFonts w:ascii="IBM Plex Sans" w:eastAsia="IBM Plex Sans" w:hAnsi="IBM Plex Sans"/>
+          <w:rFonts w:ascii="IBM Plex Sans" w:hAnsi="IBM Plex Sans" w:eastAsia="IBM Plex Sans"/>
         </w:rPr>
         <w:t xml:space="preserve"> </w:t>
       </w:r>
       <w:r>
         <w:rPr>
-          <w:rFonts w:ascii="IBM Plex Sans" w:eastAsia="IBM Plex Sans" w:hAnsi="IBM Plex Sans"/>
+          <w:rFonts w:ascii="IBM Plex Sans" w:hAnsi="IBM Plex Sans" w:eastAsia="IBM Plex Sans"/>
         </w:rPr>
         <w:t xml:space="preserve"> </w:t>
       </w:r>
       <w:r>
         <w:rPr>
-          <w:rFonts w:ascii="IBM Plex Sans" w:eastAsia="IBM Plex Sans" w:hAnsi="IBM Plex Sans"/>
+          <w:rFonts w:ascii="IBM Plex Sans" w:hAnsi="IBM Plex Sans" w:eastAsia="IBM Plex Sans"/>
         </w:rPr>
         <w:t xml:space="preserve">ask </w:t>
       </w:r>
       <w:r>
         <w:rPr>
-          <w:rFonts w:ascii="IBM Plex Sans" w:eastAsia="IBM Plex Sans" w:hAnsi="IBM Plex Sans"/>
+          <w:rFonts w:ascii="IBM Plex Sans" w:hAnsi="IBM Plex Sans" w:eastAsia="IBM Plex Sans"/>
         </w:rPr>
         <w:t>Bob to implement it from the description alone:</w:t>
       </w:r>
@@ -596,11 +552,11 @@
     <w:p>
       <w:pPr>
         <w:pBdr>
-          <w:top w:val="single" w:sz="16" w:space="8" w:color="0D3C6E"/>
-          <w:left w:val="single" w:sz="16" w:space="8" w:color="0D3C6E"/>
-          <w:bottom w:val="single" w:sz="16" w:space="8" w:color="0D3C6E"/>
-          <w:right w:val="single" w:sz="16" w:space="8" w:color="0D3C6E"/>
-          <w:between w:val="single" w:sz="16" w:space="8" w:color="0D3C6E"/>
+          <w:top w:val="single" w:color="0D3C6E" w:sz="16" w:space="8"/>
+          <w:left w:val="single" w:color="0D3C6E" w:sz="16" w:space="8"/>
+          <w:bottom w:val="single" w:color="0D3C6E" w:sz="16" w:space="8"/>
+          <w:right w:val="single" w:color="0D3C6E" w:sz="16" w:space="8"/>
+          <w:between w:val="single" w:color="0D3C6E" w:sz="16" w:space="8"/>
         </w:pBdr>
         <w:shd w:val="clear" w:color="auto" w:fill="1F70C1"/>
         <w:spacing w:before="160" w:after="160"/>
@@ -608,7 +564,7 @@
       </w:pPr>
       <w:r>
         <w:rPr>
-          <w:rFonts w:ascii="Courier New" w:eastAsia="Courier New" w:hAnsi="Courier New"/>
+          <w:rFonts w:ascii="Courier New" w:hAnsi="Courier New" w:eastAsia="Courier New"/>
           <w:color w:val="FFFFFF"/>
           <w:sz w:val="20"/>
         </w:rPr>
@@ -619,7 +575,7 @@
       <w:pPr>
         <w:spacing w:after="240" w:line="360" w:lineRule="auto"/>
         <w:rPr>
-          <w:rFonts w:ascii="IBM Plex Sans" w:eastAsia="IBM Plex Sans" w:hAnsi="IBM Plex Sans"/>
+          <w:rFonts w:ascii="IBM Plex Sans" w:hAnsi="IBM Plex Sans" w:eastAsia="IBM Plex Sans"/>
         </w:rPr>
       </w:pPr>
       <w:r>
@@ -675,7 +631,7 @@
       </w:pPr>
       <w:r>
         <w:rPr>
-          <w:rFonts w:ascii="IBM Plex Sans" w:eastAsia="IBM Plex Sans" w:hAnsi="IBM Plex Sans"/>
+          <w:rFonts w:ascii="IBM Plex Sans" w:hAnsi="IBM Plex Sans" w:eastAsia="IBM Plex Sans"/>
         </w:rPr>
         <w:t>Bob will read the docstring requirements and generate a correct implementation. This demonstrates how well-written natural-language requirements inside source code can drive code generation — a technique sometimes called literate coding.</w:t>
       </w:r>
@@ -690,7 +646,7 @@
       </w:pPr>
       <w:r>
         <w:rPr>
-          <w:rFonts w:ascii="IBM Plex Sans" w:eastAsia="IBM Plex Sans" w:hAnsi="IBM Plex Sans"/>
+          <w:rFonts w:ascii="IBM Plex Sans" w:hAnsi="IBM Plex Sans" w:eastAsia="IBM Plex Sans"/>
           <w:b/>
           <w:color w:val="000000" w:themeColor="text1"/>
         </w:rPr>
@@ -702,12 +658,12 @@
       <w:pPr>
         <w:spacing w:after="120" w:line="360" w:lineRule="auto"/>
         <w:rPr>
-          <w:rFonts w:ascii="IBM Plex Sans" w:eastAsia="IBM Plex Sans" w:hAnsi="IBM Plex Sans"/>
-        </w:rPr>
-      </w:pPr>
-      <w:r>
-        <w:rPr>
-          <w:rFonts w:ascii="IBM Plex Sans" w:eastAsia="IBM Plex Sans" w:hAnsi="IBM Plex Sans"/>
+          <w:rFonts w:ascii="IBM Plex Sans" w:hAnsi="IBM Plex Sans" w:eastAsia="IBM Plex Sans"/>
+        </w:rPr>
+      </w:pPr>
+      <w:r>
+        <w:rPr>
+          <w:rFonts w:ascii="IBM Plex Sans" w:hAnsi="IBM Plex Sans" w:eastAsia="IBM Plex Sans"/>
         </w:rPr>
         <w:t>The README for this project is intentionally minimal. Ask Bob to read the full repository and produce proper documentation:</w:t>
       </w:r>
@@ -720,11 +676,11 @@
     <w:p>
       <w:pPr>
         <w:pBdr>
-          <w:top w:val="single" w:sz="16" w:space="8" w:color="0D3C6E"/>
-          <w:left w:val="single" w:sz="16" w:space="8" w:color="0D3C6E"/>
-          <w:bottom w:val="single" w:sz="16" w:space="8" w:color="0D3C6E"/>
-          <w:right w:val="single" w:sz="16" w:space="8" w:color="0D3C6E"/>
-          <w:between w:val="single" w:sz="16" w:space="8" w:color="0D3C6E"/>
+          <w:top w:val="single" w:color="0D3C6E" w:sz="16" w:space="8"/>
+          <w:left w:val="single" w:color="0D3C6E" w:sz="16" w:space="8"/>
+          <w:bottom w:val="single" w:color="0D3C6E" w:sz="16" w:space="8"/>
+          <w:right w:val="single" w:color="0D3C6E" w:sz="16" w:space="8"/>
+          <w:between w:val="single" w:color="0D3C6E" w:sz="16" w:space="8"/>
         </w:pBdr>
         <w:shd w:val="clear" w:color="auto" w:fill="1F70C1"/>
         <w:spacing w:before="160" w:after="160"/>
@@ -732,7 +688,7 @@
       </w:pPr>
       <w:r>
         <w:rPr>
-          <w:rFonts w:ascii="Courier New" w:eastAsia="Courier New" w:hAnsi="Courier New"/>
+          <w:rFonts w:ascii="Courier New" w:hAnsi="Courier New" w:eastAsia="Courier New"/>
           <w:color w:val="FFFFFF"/>
           <w:sz w:val="20"/>
         </w:rPr>
@@ -745,7 +701,7 @@
       </w:pPr>
       <w:r>
         <w:rPr>
-          <w:rFonts w:ascii="IBM Plex Sans" w:eastAsia="IBM Plex Sans" w:hAnsi="IBM Plex Sans"/>
+          <w:rFonts w:ascii="IBM Plex Sans" w:hAnsi="IBM Plex Sans" w:eastAsia="IBM Plex Sans"/>
         </w:rPr>
         <w:t>Bob will analyse every source file, infer the architecture and data flows, and produce a complete README covering all requested sections. This exercise shows Bob's ability to generate documentation from code alone — no existing docs required.</w:t>
       </w:r>
@@ -760,7 +716,7 @@
       </w:pPr>
       <w:r>
         <w:rPr>
-          <w:rFonts w:ascii="IBM Plex Sans" w:eastAsia="IBM Plex Sans" w:hAnsi="IBM Plex Sans"/>
+          <w:rFonts w:ascii="IBM Plex Sans" w:hAnsi="IBM Plex Sans" w:eastAsia="IBM Plex Sans"/>
           <w:b/>
           <w:color w:val="000000" w:themeColor="text1"/>
         </w:rPr>
@@ -773,25 +729,25 @@
       </w:pPr>
       <w:r>
         <w:rPr>
-          <w:rFonts w:ascii="IBM Plex Sans" w:eastAsia="IBM Plex Sans" w:hAnsi="IBM Plex Sans"/>
+          <w:rFonts w:ascii="IBM Plex Sans" w:hAnsi="IBM Plex Sans" w:eastAsia="IBM Plex Sans"/>
         </w:rPr>
         <w:t>This optional exercise shows how Bob can take a</w:t>
       </w:r>
       <w:r>
         <w:rPr>
-          <w:rFonts w:ascii="IBM Plex Sans" w:eastAsia="IBM Plex Sans" w:hAnsi="IBM Plex Sans"/>
+          <w:rFonts w:ascii="IBM Plex Sans" w:hAnsi="IBM Plex Sans" w:eastAsia="IBM Plex Sans"/>
         </w:rPr>
         <w:t xml:space="preserve">n </w:t>
       </w:r>
       <w:r>
         <w:rPr>
-          <w:rFonts w:ascii="IBM Plex Sans" w:eastAsia="IBM Plex Sans" w:hAnsi="IBM Plex Sans"/>
+          <w:rFonts w:ascii="IBM Plex Sans" w:hAnsi="IBM Plex Sans" w:eastAsia="IBM Plex Sans"/>
         </w:rPr>
         <w:t xml:space="preserve">application and plan — or even begin building — a web version of it. It is a strong demonstration of Bob's ability to reason about architecture and transformation at scale. </w:t>
       </w:r>
       <w:r>
         <w:rPr>
-          <w:rFonts w:ascii="IBM Plex Sans" w:eastAsia="IBM Plex Sans" w:hAnsi="IBM Plex Sans"/>
+          <w:rFonts w:ascii="IBM Plex Sans" w:hAnsi="IBM Plex Sans" w:eastAsia="IBM Plex Sans"/>
         </w:rPr>
         <w:t>Ask Bob:</w:t>
       </w:r>
@@ -799,11 +755,11 @@
     <w:p>
       <w:pPr>
         <w:pBdr>
-          <w:top w:val="single" w:sz="16" w:space="8" w:color="0D3C6E"/>
-          <w:left w:val="single" w:sz="16" w:space="8" w:color="0D3C6E"/>
-          <w:bottom w:val="single" w:sz="16" w:space="8" w:color="0D3C6E"/>
-          <w:right w:val="single" w:sz="16" w:space="8" w:color="0D3C6E"/>
-          <w:between w:val="single" w:sz="16" w:space="8" w:color="0D3C6E"/>
+          <w:top w:val="single" w:color="0D3C6E" w:sz="16" w:space="8"/>
+          <w:left w:val="single" w:color="0D3C6E" w:sz="16" w:space="8"/>
+          <w:bottom w:val="single" w:color="0D3C6E" w:sz="16" w:space="8"/>
+          <w:right w:val="single" w:color="0D3C6E" w:sz="16" w:space="8"/>
+          <w:between w:val="single" w:color="0D3C6E" w:sz="16" w:space="8"/>
         </w:pBdr>
         <w:shd w:val="clear" w:color="auto" w:fill="1F70C1"/>
         <w:spacing w:before="160" w:after="160"/>
@@ -811,7 +767,7 @@
       </w:pPr>
       <w:r>
         <w:rPr>
-          <w:rFonts w:ascii="Courier New" w:eastAsia="Courier New" w:hAnsi="Courier New"/>
+          <w:rFonts w:ascii="Courier New" w:hAnsi="Courier New" w:eastAsia="Courier New"/>
           <w:color w:val="FFFFFF"/>
           <w:sz w:val="20"/>
         </w:rPr>
@@ -824,7 +780,7 @@
       </w:pPr>
       <w:r>
         <w:rPr>
-          <w:rFonts w:ascii="IBM Plex Sans" w:eastAsia="IBM Plex Sans" w:hAnsi="IBM Plex Sans"/>
+          <w:rFonts w:ascii="IBM Plex Sans" w:hAnsi="IBM Plex Sans" w:eastAsia="IBM Plex Sans"/>
         </w:rPr>
         <w:t>Bob will recommend a framework (typically Flask or FastAPI), map the existing modules to routes and templates, and explain how the inventory JSON, checkout logic, and sales history would translate into a web context. You can then follow up with:</w:t>
       </w:r>
@@ -832,11 +788,11 @@
     <w:p>
       <w:pPr>
         <w:pBdr>
-          <w:top w:val="single" w:sz="16" w:space="8" w:color="0D3C6E"/>
-          <w:left w:val="single" w:sz="16" w:space="8" w:color="0D3C6E"/>
-          <w:bottom w:val="single" w:sz="16" w:space="8" w:color="0D3C6E"/>
-          <w:right w:val="single" w:sz="16" w:space="8" w:color="0D3C6E"/>
-          <w:between w:val="single" w:sz="16" w:space="8" w:color="0D3C6E"/>
+          <w:top w:val="single" w:color="0D3C6E" w:sz="16" w:space="8"/>
+          <w:left w:val="single" w:color="0D3C6E" w:sz="16" w:space="8"/>
+          <w:bottom w:val="single" w:color="0D3C6E" w:sz="16" w:space="8"/>
+          <w:right w:val="single" w:color="0D3C6E" w:sz="16" w:space="8"/>
+          <w:between w:val="single" w:color="0D3C6E" w:sz="16" w:space="8"/>
         </w:pBdr>
         <w:shd w:val="clear" w:color="auto" w:fill="1F70C1"/>
         <w:spacing w:before="160" w:after="160"/>
@@ -844,7 +800,7 @@
       </w:pPr>
       <w:r>
         <w:rPr>
-          <w:rFonts w:ascii="Courier New" w:eastAsia="Courier New" w:hAnsi="Courier New"/>
+          <w:rFonts w:ascii="Courier New" w:hAnsi="Courier New" w:eastAsia="Courier New"/>
           <w:color w:val="FFFFFF"/>
           <w:sz w:val="20"/>
         </w:rPr>
@@ -855,24 +811,24 @@
       <w:pPr>
         <w:spacing w:after="240" w:line="360" w:lineRule="auto"/>
         <w:rPr>
-          <w:rFonts w:ascii="IBM Plex Sans" w:eastAsia="IBM Plex Sans" w:hAnsi="IBM Plex Sans"/>
-        </w:rPr>
-      </w:pPr>
-      <w:r>
-        <w:rPr>
-          <w:rFonts w:ascii="IBM Plex Sans" w:eastAsia="IBM Plex Sans" w:hAnsi="IBM Plex Sans"/>
+          <w:rFonts w:ascii="IBM Plex Sans" w:hAnsi="IBM Plex Sans" w:eastAsia="IBM Plex Sans"/>
+        </w:rPr>
+      </w:pPr>
+      <w:r>
+        <w:rPr>
+          <w:rFonts w:ascii="IBM Plex Sans" w:hAnsi="IBM Plex Sans" w:eastAsia="IBM Plex Sans"/>
         </w:rPr>
         <w:t>This exercise has no single correct answer — the value is in watching Bob reason about the transformation from scratch and produce a coherent plan from an unstructured request.</w:t>
       </w:r>
       <w:r>
         <w:rPr>
-          <w:rFonts w:ascii="IBM Plex Sans" w:eastAsia="IBM Plex Sans" w:hAnsi="IBM Plex Sans"/>
+          <w:rFonts w:ascii="IBM Plex Sans" w:hAnsi="IBM Plex Sans" w:eastAsia="IBM Plex Sans"/>
         </w:rPr>
         <w:t xml:space="preserve"> From there you can </w:t>
       </w:r>
       <w:r>
         <w:rPr>
-          <w:rFonts w:ascii="IBM Plex Sans" w:eastAsia="IBM Plex Sans" w:hAnsi="IBM Plex Sans"/>
+          <w:rFonts w:ascii="IBM Plex Sans" w:hAnsi="IBM Plex Sans" w:eastAsia="IBM Plex Sans"/>
         </w:rPr>
         <w:t xml:space="preserve"> use your creativity to change it the designs or functions to however way you can come up with.</w:t>
       </w:r>
@@ -887,7 +843,7 @@
       </w:pPr>
       <w:r>
         <w:rPr>
-          <w:rFonts w:ascii="IBM Plex Sans" w:eastAsia="IBM Plex Sans" w:hAnsi="IBM Plex Sans"/>
+          <w:rFonts w:ascii="IBM Plex Sans" w:hAnsi="IBM Plex Sans" w:eastAsia="IBM Plex Sans"/>
           <w:b/>
           <w:color w:val="000000" w:themeColor="text1"/>
         </w:rPr>
@@ -905,21 +861,21 @@
       </w:pPr>
       <w:r>
         <w:rPr>
-          <w:rFonts w:ascii="IBM Plex Sans" w:eastAsia="IBM Plex Sans" w:hAnsi="IBM Plex Sans"/>
+          <w:rFonts w:ascii="IBM Plex Sans" w:hAnsi="IBM Plex Sans" w:eastAsia="IBM Plex Sans"/>
         </w:rPr>
         <w:t xml:space="preserve">Run the app first — before starting, run python main.py from the </w:t>
       </w:r>
       <w:proofErr w:type="spellStart"/>
       <w:r>
         <w:rPr>
-          <w:rFonts w:ascii="IBM Plex Sans" w:eastAsia="IBM Plex Sans" w:hAnsi="IBM Plex Sans"/>
+          <w:rFonts w:ascii="IBM Plex Sans" w:hAnsi="IBM Plex Sans" w:eastAsia="IBM Plex Sans"/>
         </w:rPr>
         <w:t>dragon_shop</w:t>
       </w:r>
       <w:proofErr w:type="spellEnd"/>
       <w:r>
         <w:rPr>
-          <w:rFonts w:ascii="IBM Plex Sans" w:eastAsia="IBM Plex Sans" w:hAnsi="IBM Plex Sans"/>
+          <w:rFonts w:ascii="IBM Plex Sans" w:hAnsi="IBM Plex Sans" w:eastAsia="IBM Plex Sans"/>
         </w:rPr>
         <w:t xml:space="preserve"> folder to show what the application looks like at the terminal.</w:t>
       </w:r>
@@ -934,7 +890,7 @@
       </w:pPr>
       <w:r>
         <w:rPr>
-          <w:rFonts w:ascii="IBM Plex Sans" w:eastAsia="IBM Plex Sans" w:hAnsi="IBM Plex Sans"/>
+          <w:rFonts w:ascii="IBM Plex Sans" w:hAnsi="IBM Plex Sans" w:eastAsia="IBM Plex Sans"/>
         </w:rPr>
         <w:t>Do the exercises in order — each exercise builds on or complements the previous one, and the bug fix in Exercise 1 is required before demonstrating the discount feature in Exercise 2.</w:t>
       </w:r>
@@ -1052,7 +1008,7 @@
   <w:docDefaults>
     <w:rPrDefault>
       <w:rPr>
-        <w:rFonts w:ascii="Calibri" w:eastAsia="Times New Roman" w:hAnsi="Calibri" w:cs="Times New Roman"/>
+        <w:rFonts w:ascii="Calibri" w:hAnsi="Calibri" w:eastAsia="Times New Roman" w:cs="Times New Roman"/>
         <w:sz w:val="22"/>
         <w:szCs w:val="22"/>
         <w:lang w:val="en-NZ" w:eastAsia="en-GB" w:bidi="ar-SA"/>
@@ -1063,14 +1019,14 @@
   <w:latentStyles w:defLockedState="0" w:defUIPriority="99" w:defSemiHidden="0" w:defUnhideWhenUsed="0" w:defQFormat="0" w:count="376">
     <w:lsdException w:name="Normal" w:uiPriority="0" w:qFormat="1"/>
     <w:lsdException w:name="heading 1" w:uiPriority="9" w:qFormat="1"/>
-    <w:lsdException w:name="heading 2" w:semiHidden="1" w:uiPriority="9" w:unhideWhenUsed="1" w:qFormat="1"/>
-    <w:lsdException w:name="heading 3" w:semiHidden="1" w:uiPriority="9" w:unhideWhenUsed="1" w:qFormat="1"/>
-    <w:lsdException w:name="heading 4" w:semiHidden="1" w:uiPriority="9" w:unhideWhenUsed="1" w:qFormat="1"/>
-    <w:lsdException w:name="heading 5" w:semiHidden="1" w:uiPriority="9" w:unhideWhenUsed="1" w:qFormat="1"/>
-    <w:lsdException w:name="heading 6" w:semiHidden="1" w:uiPriority="9" w:unhideWhenUsed="1" w:qFormat="1"/>
-    <w:lsdException w:name="heading 7" w:semiHidden="1" w:uiPriority="9" w:unhideWhenUsed="1" w:qFormat="1"/>
-    <w:lsdException w:name="heading 8" w:semiHidden="1" w:uiPriority="9" w:unhideWhenUsed="1" w:qFormat="1"/>
-    <w:lsdException w:name="heading 9" w:semiHidden="1" w:uiPriority="9" w:unhideWhenUsed="1" w:qFormat="1"/>
+    <w:lsdException w:name="heading 2" w:uiPriority="9" w:semiHidden="1" w:unhideWhenUsed="1" w:qFormat="1"/>
+    <w:lsdException w:name="heading 3" w:uiPriority="9" w:semiHidden="1" w:unhideWhenUsed="1" w:qFormat="1"/>
+    <w:lsdException w:name="heading 4" w:uiPriority="9" w:semiHidden="1" w:unhideWhenUsed="1" w:qFormat="1"/>
+    <w:lsdException w:name="heading 5" w:uiPriority="9" w:semiHidden="1" w:unhideWhenUsed="1" w:qFormat="1"/>
+    <w:lsdException w:name="heading 6" w:uiPriority="9" w:semiHidden="1" w:unhideWhenUsed="1" w:qFormat="1"/>
+    <w:lsdException w:name="heading 7" w:uiPriority="9" w:semiHidden="1" w:unhideWhenUsed="1" w:qFormat="1"/>
+    <w:lsdException w:name="heading 8" w:uiPriority="9" w:semiHidden="1" w:unhideWhenUsed="1" w:qFormat="1"/>
+    <w:lsdException w:name="heading 9" w:uiPriority="9" w:semiHidden="1" w:unhideWhenUsed="1" w:qFormat="1"/>
     <w:lsdException w:name="index 1" w:semiHidden="1" w:unhideWhenUsed="1"/>
     <w:lsdException w:name="index 2" w:semiHidden="1" w:unhideWhenUsed="1"/>
     <w:lsdException w:name="index 3" w:semiHidden="1" w:unhideWhenUsed="1"/>
@@ -1080,22 +1036,22 @@
     <w:lsdException w:name="index 7" w:semiHidden="1" w:unhideWhenUsed="1"/>
     <w:lsdException w:name="index 8" w:semiHidden="1" w:unhideWhenUsed="1"/>
     <w:lsdException w:name="index 9" w:semiHidden="1" w:unhideWhenUsed="1"/>
-    <w:lsdException w:name="toc 1" w:semiHidden="1" w:uiPriority="39" w:unhideWhenUsed="1"/>
-    <w:lsdException w:name="toc 2" w:semiHidden="1" w:uiPriority="39" w:unhideWhenUsed="1"/>
-    <w:lsdException w:name="toc 3" w:semiHidden="1" w:uiPriority="39" w:unhideWhenUsed="1"/>
-    <w:lsdException w:name="toc 4" w:semiHidden="1" w:uiPriority="39" w:unhideWhenUsed="1"/>
-    <w:lsdException w:name="toc 5" w:semiHidden="1" w:uiPriority="39" w:unhideWhenUsed="1"/>
-    <w:lsdException w:name="toc 6" w:semiHidden="1" w:uiPriority="39" w:unhideWhenUsed="1"/>
-    <w:lsdException w:name="toc 7" w:semiHidden="1" w:uiPriority="39" w:unhideWhenUsed="1"/>
-    <w:lsdException w:name="toc 8" w:semiHidden="1" w:uiPriority="39" w:unhideWhenUsed="1"/>
-    <w:lsdException w:name="toc 9" w:semiHidden="1" w:uiPriority="39" w:unhideWhenUsed="1"/>
+    <w:lsdException w:name="toc 1" w:uiPriority="39" w:semiHidden="1" w:unhideWhenUsed="1"/>
+    <w:lsdException w:name="toc 2" w:uiPriority="39" w:semiHidden="1" w:unhideWhenUsed="1"/>
+    <w:lsdException w:name="toc 3" w:uiPriority="39" w:semiHidden="1" w:unhideWhenUsed="1"/>
+    <w:lsdException w:name="toc 4" w:uiPriority="39" w:semiHidden="1" w:unhideWhenUsed="1"/>
+    <w:lsdException w:name="toc 5" w:uiPriority="39" w:semiHidden="1" w:unhideWhenUsed="1"/>
+    <w:lsdException w:name="toc 6" w:uiPriority="39" w:semiHidden="1" w:unhideWhenUsed="1"/>
+    <w:lsdException w:name="toc 7" w:uiPriority="39" w:semiHidden="1" w:unhideWhenUsed="1"/>
+    <w:lsdException w:name="toc 8" w:uiPriority="39" w:semiHidden="1" w:unhideWhenUsed="1"/>
+    <w:lsdException w:name="toc 9" w:uiPriority="39" w:semiHidden="1" w:unhideWhenUsed="1"/>
     <w:lsdException w:name="Normal Indent" w:semiHidden="1" w:unhideWhenUsed="1"/>
     <w:lsdException w:name="footnote text" w:semiHidden="1" w:unhideWhenUsed="1"/>
     <w:lsdException w:name="annotation text" w:semiHidden="1" w:unhideWhenUsed="1"/>
     <w:lsdException w:name="header" w:semiHidden="1" w:unhideWhenUsed="1"/>
     <w:lsdException w:name="footer" w:semiHidden="1" w:unhideWhenUsed="1"/>
     <w:lsdException w:name="index heading" w:semiHidden="1" w:unhideWhenUsed="1"/>
-    <w:lsdException w:name="caption" w:semiHidden="1" w:uiPriority="35" w:unhideWhenUsed="1" w:qFormat="1"/>
+    <w:lsdException w:name="caption" w:uiPriority="35" w:semiHidden="1" w:unhideWhenUsed="1" w:qFormat="1"/>
     <w:lsdException w:name="table of figures" w:semiHidden="1" w:unhideWhenUsed="1"/>
     <w:lsdException w:name="envelope address" w:semiHidden="1" w:unhideWhenUsed="1"/>
     <w:lsdException w:name="envelope return" w:semiHidden="1" w:unhideWhenUsed="1"/>
@@ -1126,7 +1082,7 @@
     <w:lsdException w:name="Title" w:uiPriority="10" w:qFormat="1"/>
     <w:lsdException w:name="Closing" w:semiHidden="1" w:unhideWhenUsed="1"/>
     <w:lsdException w:name="Signature" w:semiHidden="1" w:unhideWhenUsed="1"/>
-    <w:lsdException w:name="Default Paragraph Font" w:semiHidden="1" w:uiPriority="1" w:unhideWhenUsed="1"/>
+    <w:lsdException w:name="Default Paragraph Font" w:uiPriority="1" w:semiHidden="1" w:unhideWhenUsed="1"/>
     <w:lsdException w:name="Body Text" w:semiHidden="1" w:unhideWhenUsed="1"/>
     <w:lsdException w:name="Body Text Indent" w:semiHidden="1" w:unhideWhenUsed="1"/>
     <w:lsdException w:name="List Continue" w:semiHidden="1" w:unhideWhenUsed="1"/>
@@ -1326,8 +1282,8 @@
     <w:lsdException w:name="Subtle Reference" w:uiPriority="31" w:qFormat="1"/>
     <w:lsdException w:name="Intense Reference" w:uiPriority="32" w:qFormat="1"/>
     <w:lsdException w:name="Book Title" w:uiPriority="33" w:qFormat="1"/>
-    <w:lsdException w:name="Bibliography" w:semiHidden="1" w:uiPriority="37" w:unhideWhenUsed="1"/>
-    <w:lsdException w:name="TOC Heading" w:semiHidden="1" w:uiPriority="39" w:unhideWhenUsed="1" w:qFormat="1"/>
+    <w:lsdException w:name="Bibliography" w:uiPriority="37" w:semiHidden="1" w:unhideWhenUsed="1"/>
+    <w:lsdException w:name="TOC Heading" w:uiPriority="39" w:semiHidden="1" w:unhideWhenUsed="1" w:qFormat="1"/>
     <w:lsdException w:name="Plain Table 1" w:uiPriority="41"/>
     <w:lsdException w:name="Plain Table 2" w:uiPriority="42"/>
     <w:lsdException w:name="Plain Table 3" w:uiPriority="43"/>
@@ -1438,7 +1394,7 @@
     <w:lsdException w:name="Unresolved Mention" w:semiHidden="1" w:unhideWhenUsed="1"/>
     <w:lsdException w:name="Smart Link" w:semiHidden="1" w:unhideWhenUsed="1"/>
   </w:latentStyles>
-  <w:style w:type="paragraph" w:default="1" w:styleId="Normal">
+  <w:style w:type="paragraph" w:styleId="Normal" w:default="1">
     <w:name w:val="Normal"/>
     <w:qFormat/>
     <w:pPr>
@@ -1458,7 +1414,7 @@
       <w:outlineLvl w:val="0"/>
     </w:pPr>
     <w:rPr>
-      <w:rFonts w:asciiTheme="majorHAnsi" w:eastAsiaTheme="majorEastAsia" w:hAnsiTheme="majorHAnsi" w:cstheme="majorBidi"/>
+      <w:rFonts w:asciiTheme="majorHAnsi" w:hAnsiTheme="majorHAnsi" w:eastAsiaTheme="majorEastAsia" w:cstheme="majorBidi"/>
       <w:color w:val="2F5496"/>
       <w:sz w:val="32"/>
       <w:szCs w:val="32"/>
@@ -1478,19 +1434,19 @@
       <w:outlineLvl w:val="1"/>
     </w:pPr>
     <w:rPr>
-      <w:rFonts w:asciiTheme="majorHAnsi" w:eastAsiaTheme="majorEastAsia" w:hAnsiTheme="majorHAnsi" w:cstheme="majorBidi"/>
+      <w:rFonts w:asciiTheme="majorHAnsi" w:hAnsiTheme="majorHAnsi" w:eastAsiaTheme="majorEastAsia" w:cstheme="majorBidi"/>
       <w:color w:val="2F5496"/>
       <w:sz w:val="26"/>
       <w:szCs w:val="26"/>
     </w:rPr>
   </w:style>
-  <w:style w:type="character" w:default="1" w:styleId="DefaultParagraphFont">
+  <w:style w:type="character" w:styleId="DefaultParagraphFont" w:default="1">
     <w:name w:val="Default Paragraph Font"/>
     <w:uiPriority w:val="1"/>
     <w:semiHidden/>
     <w:unhideWhenUsed/>
   </w:style>
-  <w:style w:type="table" w:default="1" w:styleId="TableNormal">
+  <w:style w:type="table" w:styleId="TableNormal" w:default="1">
     <w:name w:val="Normal Table"/>
     <w:uiPriority w:val="99"/>
     <w:semiHidden/>
@@ -1505,7 +1461,7 @@
       </w:tblCellMar>
     </w:tblPr>
   </w:style>
-  <w:style w:type="numbering" w:default="1" w:styleId="NoList">
+  <w:style w:type="numbering" w:styleId="NoList" w:default="1">
     <w:name w:val="No List"/>
     <w:uiPriority w:val="99"/>
     <w:semiHidden/>

--- a/Demos/Tier 2/Demo 2 - Dragon's Hoard.docx
+++ b/Demos/Tier 2/Demo 2 - Dragon's Hoard.docx
@@ -1,6 +1,6 @@
 
 <file path=word/document.xml><?xml version="1.0" encoding="utf-8"?>
-<w:document xmlns:a="http://schemas.openxmlformats.org/drawingml/2006/main" xmlns:pic="http://schemas.openxmlformats.org/drawingml/2006/picture" xmlns:a14="http://schemas.microsoft.com/office/drawing/2010/main" xmlns:wpc="http://schemas.microsoft.com/office/word/2010/wordprocessingCanvas" xmlns:cx="http://schemas.microsoft.com/office/drawing/2014/chartex" xmlns:cx1="http://schemas.microsoft.com/office/drawing/2015/9/8/chartex" xmlns:cx2="http://schemas.microsoft.com/office/drawing/2015/10/21/chartex" xmlns:cx3="http://schemas.microsoft.com/office/drawing/2016/5/9/chartex" xmlns:cx4="http://schemas.microsoft.com/office/drawing/2016/5/10/chartex" xmlns:cx5="http://schemas.microsoft.com/office/drawing/2016/5/11/chartex" xmlns:cx6="http://schemas.microsoft.com/office/drawing/2016/5/12/chartex" xmlns:cx7="http://schemas.microsoft.com/office/drawing/2016/5/13/chartex" xmlns:cx8="http://schemas.microsoft.com/office/drawing/2016/5/14/chartex" xmlns:mc="http://schemas.openxmlformats.org/markup-compatibility/2006" xmlns:m="http://schemas.openxmlformats.org/officeDocument/2006/math" xmlns:aink="http://schemas.microsoft.com/office/drawing/2016/ink" xmlns:am3d="http://schemas.microsoft.com/office/drawing/2017/model3d" xmlns:oel="http://schemas.microsoft.com/office/2019/extlst" xmlns:r="http://schemas.openxmlformats.org/officeDocument/2006/relationships" xmlns:wp14="http://schemas.microsoft.com/office/word/2010/wordprocessingDrawing" xmlns:wp="http://schemas.openxmlformats.org/drawingml/2006/wordprocessingDrawing" xmlns:wpg="http://schemas.microsoft.com/office/word/2010/wordprocessingGroup" xmlns:wpi="http://schemas.microsoft.com/office/word/2010/wordprocessingInk" xmlns:wps="http://schemas.microsoft.com/office/word/2010/wordprocessingShape" xmlns:o="urn:schemas-microsoft-com:office:office" xmlns:v="urn:schemas-microsoft-com:vml" xmlns:w10="urn:schemas-microsoft-com:office:word" xmlns:w="http://schemas.openxmlformats.org/wordprocessingml/2006/main" xmlns:w14="http://schemas.microsoft.com/office/word/2010/wordml" xmlns:w15="http://schemas.microsoft.com/office/word/2012/wordml" xmlns:w16cex="http://schemas.microsoft.com/office/word/2018/wordml/cex" xmlns:w16cid="http://schemas.microsoft.com/office/word/2016/wordml/cid" xmlns:w16="http://schemas.microsoft.com/office/word/2018/wordml" xmlns:w16sdtdh="http://schemas.microsoft.com/office/word/2020/wordml/sdtdatahash" xmlns:w16sdtfl="http://schemas.microsoft.com/office/word/2024/wordml/sdtformatlock" xmlns:w16se="http://schemas.microsoft.com/office/word/2015/wordml/symex" xmlns:w16du="http://schemas.microsoft.com/office/word/2023/wordml/word16du" xmlns:wne="http://schemas.microsoft.com/office/word/2006/wordml" mc:Ignorable="w14 w15 w16se w16cid w16 w16cex w16sdtdh w16sdtfl w16du wp14">
+<w:document xmlns:wpc="http://schemas.microsoft.com/office/word/2010/wordprocessingCanvas" xmlns:cx="http://schemas.microsoft.com/office/drawing/2014/chartex" xmlns:cx1="http://schemas.microsoft.com/office/drawing/2015/9/8/chartex" xmlns:cx2="http://schemas.microsoft.com/office/drawing/2015/10/21/chartex" xmlns:cx3="http://schemas.microsoft.com/office/drawing/2016/5/9/chartex" xmlns:cx4="http://schemas.microsoft.com/office/drawing/2016/5/10/chartex" xmlns:cx5="http://schemas.microsoft.com/office/drawing/2016/5/11/chartex" xmlns:cx6="http://schemas.microsoft.com/office/drawing/2016/5/12/chartex" xmlns:cx7="http://schemas.microsoft.com/office/drawing/2016/5/13/chartex" xmlns:cx8="http://schemas.microsoft.com/office/drawing/2016/5/14/chartex" xmlns:mc="http://schemas.openxmlformats.org/markup-compatibility/2006" xmlns:m="http://schemas.openxmlformats.org/officeDocument/2006/math" xmlns:aink="http://schemas.microsoft.com/office/drawing/2016/ink" xmlns:am3d="http://schemas.microsoft.com/office/drawing/2017/model3d" xmlns:oel="http://schemas.microsoft.com/office/2019/extlst" xmlns:r="http://schemas.openxmlformats.org/officeDocument/2006/relationships" xmlns:wp14="http://schemas.microsoft.com/office/word/2010/wordprocessingDrawing" xmlns:wp="http://schemas.openxmlformats.org/drawingml/2006/wordprocessingDrawing" xmlns:wpg="http://schemas.microsoft.com/office/word/2010/wordprocessingGroup" xmlns:wpi="http://schemas.microsoft.com/office/word/2010/wordprocessingInk" xmlns:wps="http://schemas.microsoft.com/office/word/2010/wordprocessingShape" xmlns:o="urn:schemas-microsoft-com:office:office" xmlns:v="urn:schemas-microsoft-com:vml" xmlns:w10="urn:schemas-microsoft-com:office:word" xmlns:w="http://schemas.openxmlformats.org/wordprocessingml/2006/main" xmlns:w14="http://schemas.microsoft.com/office/word/2010/wordml" xmlns:w15="http://schemas.microsoft.com/office/word/2012/wordml" xmlns:w16cex="http://schemas.microsoft.com/office/word/2018/wordml/cex" xmlns:w16cid="http://schemas.microsoft.com/office/word/2016/wordml/cid" xmlns:w16="http://schemas.microsoft.com/office/word/2018/wordml" xmlns:w16sdtdh="http://schemas.microsoft.com/office/word/2020/wordml/sdtdatahash" xmlns:w16sdtfl="http://schemas.microsoft.com/office/word/2024/wordml/sdtformatlock" xmlns:w16se="http://schemas.microsoft.com/office/word/2015/wordml/symex" xmlns:w16du="http://schemas.microsoft.com/office/word/2023/wordml/word16du" xmlns:wne="http://schemas.microsoft.com/office/word/2006/wordml" mc:Ignorable="w14 w15 w16se w16cid w16 w16cex w16sdtdh w16sdtfl w16du wp14">
   <w:body>
     <w:p>
       <w:pPr>
@@ -9,7 +9,7 @@
       </w:pPr>
       <w:r>
         <w:rPr>
-          <w:rFonts w:ascii="IBM Plex Sans" w:hAnsi="IBM Plex Sans" w:eastAsia="IBM Plex Sans"/>
+          <w:rFonts w:ascii="IBM Plex Sans" w:eastAsia="IBM Plex Sans" w:hAnsi="IBM Plex Sans"/>
           <w:b/>
           <w:sz w:val="44"/>
         </w:rPr>
@@ -17,7 +17,7 @@
       </w:r>
       <w:r>
         <w:rPr>
-          <w:rFonts w:ascii="IBM Plex Sans" w:hAnsi="IBM Plex Sans" w:eastAsia="IBM Plex Sans"/>
+          <w:rFonts w:ascii="IBM Plex Sans" w:eastAsia="IBM Plex Sans" w:hAnsi="IBM Plex Sans"/>
           <w:b/>
           <w:sz w:val="44"/>
         </w:rPr>
@@ -30,7 +30,7 @@
       </w:pPr>
       <w:r>
         <w:rPr>
-          <w:rFonts w:ascii="IBM Plex Sans" w:hAnsi="IBM Plex Sans" w:eastAsia="IBM Plex Sans"/>
+          <w:rFonts w:ascii="IBM Plex Sans" w:eastAsia="IBM Plex Sans" w:hAnsi="IBM Plex Sans"/>
         </w:rPr>
         <w:t>This demo uses the Dragon's Hoard Shop Manager — a small, intentionally imperfect Python application. Each exercise below uses IBM Bob to investigate, improve, or extend the codebase. Open the project folder before starting.</w:t>
       </w:r>
@@ -45,7 +45,7 @@
       </w:pPr>
       <w:r>
         <w:rPr>
-          <w:rFonts w:ascii="IBM Plex Sans" w:hAnsi="IBM Plex Sans" w:eastAsia="IBM Plex Sans"/>
+          <w:rFonts w:ascii="IBM Plex Sans" w:eastAsia="IBM Plex Sans" w:hAnsi="IBM Plex Sans"/>
           <w:b/>
           <w:color w:val="000000" w:themeColor="text1"/>
         </w:rPr>
@@ -62,11 +62,11 @@
       </w:pPr>
       <w:r>
         <w:rPr>
-          <w:rFonts w:ascii="IBM Plex Sans" w:hAnsi="IBM Plex Sans" w:eastAsia="IBM Plex Sans"/>
+          <w:rFonts w:ascii="IBM Plex Sans" w:eastAsia="IBM Plex Sans" w:hAnsi="IBM Plex Sans"/>
           <w:b/>
           <w:color w:val="000000" w:themeColor="text1"/>
         </w:rPr>
-        <w:t xml:space="preserve">Step 1 - Open the project</w:t>
+        <w:t>Step 1 - Open the project</w:t>
       </w:r>
     </w:p>
     <w:p>
@@ -75,33 +75,44 @@
       </w:pPr>
       <w:r>
         <w:rPr>
-          <w:rFonts w:ascii="IBM Plex Sans" w:hAnsi="IBM Plex Sans" w:eastAsia="IBM Plex Sans"/>
-        </w:rPr>
-        <w:t xml:space="preserve">In VS Code, go to File - Open Folder and open the following folder:</w:t>
+          <w:rFonts w:ascii="IBM Plex Sans" w:eastAsia="IBM Plex Sans" w:hAnsi="IBM Plex Sans"/>
+        </w:rPr>
+        <w:t>In VS Code, go to File - Open Folder and open the following folder:</w:t>
       </w:r>
     </w:p>
     <w:p>
       <w:pPr>
         <w:pBdr>
-          <w:top w:val="single" w:color="0D3C6E" w:sz="16" w:space="8"/>
-          <w:left w:val="single" w:color="0D3C6E" w:sz="16" w:space="8"/>
-          <w:bottom w:val="single" w:color="0D3C6E" w:sz="16" w:space="8"/>
-          <w:right w:val="single" w:color="0D3C6E" w:sz="16" w:space="8"/>
-          <w:between w:val="single" w:color="0D3C6E" w:sz="16" w:space="8"/>
+          <w:top w:val="single" w:sz="16" w:space="8" w:color="0D3C6E"/>
+          <w:left w:val="single" w:sz="16" w:space="8" w:color="0D3C6E"/>
+          <w:bottom w:val="single" w:sz="16" w:space="8" w:color="0D3C6E"/>
+          <w:right w:val="single" w:sz="16" w:space="8" w:color="0D3C6E"/>
+          <w:between w:val="single" w:sz="16" w:space="8" w:color="0D3C6E"/>
         </w:pBdr>
         <w:shd w:val="clear" w:color="auto" w:fill="1F70C1"/>
         <w:spacing w:before="160" w:after="160"/>
         <w:ind w:left="240" w:right="240"/>
-      </w:pPr>
-      <w:r>
-        <w:rPr>
-          <w:rFonts w:ascii="Courier New" w:hAnsi="Courier New" w:eastAsia="Courier New"/>
+        <w:rPr>
+          <w:rFonts w:ascii="IBM Plex Mono" w:hAnsi="IBM Plex Mono"/>
+        </w:rPr>
+      </w:pPr>
+      <w:r>
+        <w:rPr>
+          <w:rFonts w:ascii="IBM Plex Mono" w:eastAsia="Courier New" w:hAnsi="IBM Plex Mono"/>
           <w:color w:val="FFFFFF"/>
           <w:sz w:val="20"/>
         </w:rPr>
-        <w:t xml:space="preserve">Demos/Resources/Dragon's Hoard/dragon_shop</w:t>
+        <w:t>Demos/Resources/Dragon's Hoard/</w:t>
       </w:r>
       <w:proofErr w:type="spellStart"/>
+      <w:r>
+        <w:rPr>
+          <w:rFonts w:ascii="IBM Plex Mono" w:eastAsia="Courier New" w:hAnsi="IBM Plex Mono"/>
+          <w:color w:val="FFFFFF"/>
+          <w:sz w:val="20"/>
+        </w:rPr>
+        <w:t>dragon_shop</w:t>
+      </w:r>
       <w:proofErr w:type="spellEnd"/>
     </w:p>
     <w:p>
@@ -114,11 +125,11 @@
       </w:pPr>
       <w:r>
         <w:rPr>
-          <w:rFonts w:ascii="IBM Plex Sans" w:hAnsi="IBM Plex Sans" w:eastAsia="IBM Plex Sans"/>
+          <w:rFonts w:ascii="IBM Plex Sans" w:eastAsia="IBM Plex Sans" w:hAnsi="IBM Plex Sans"/>
           <w:b/>
           <w:color w:val="000000" w:themeColor="text1"/>
         </w:rPr>
-        <w:t xml:space="preserve">Step 2 - Open Bob</w:t>
+        <w:t>Step 2 - Open Bob</w:t>
       </w:r>
     </w:p>
     <w:p>
@@ -127,22 +138,22 @@
       </w:pPr>
       <w:r>
         <w:rPr>
-          <w:rFonts w:ascii="IBM Plex Sans" w:hAnsi="IBM Plex Sans" w:eastAsia="IBM Plex Sans"/>
-        </w:rPr>
-        <w:t xml:space="preserve">Click the Bob icon in the VS Code Activity Bar (the icon panel on the far left). The Bob chat panel will open on the right-hand side of the screen. With the folder open, Bob has full visibility of all the project files and can navigate them on its own.</w:t>
+          <w:rFonts w:ascii="IBM Plex Sans" w:eastAsia="IBM Plex Sans" w:hAnsi="IBM Plex Sans"/>
+        </w:rPr>
+        <w:t>Click the Bob icon in the VS Code Activity Bar (the icon panel on the far left). The Bob chat panel will open on the right-hand side of the screen. With the folder open, Bob has full visibility of all the project files and can navigate them on its own.</w:t>
       </w:r>
     </w:p>
     <w:p>
       <w:pPr>
         <w:pStyle w:val="Heading1"/>
         <w:pBdr>
-          <w:top w:val="single" w:color="1F70C1" w:sz="12" w:space="8"/>
+          <w:top w:val="single" w:sz="12" w:space="8" w:color="1F70C1"/>
         </w:pBdr>
         <w:spacing w:before="400" w:after="120"/>
       </w:pPr>
       <w:r>
         <w:rPr>
-          <w:rFonts w:ascii="IBM Plex Sans" w:hAnsi="IBM Plex Sans" w:eastAsia="IBM Plex Sans"/>
+          <w:rFonts w:ascii="IBM Plex Sans" w:eastAsia="IBM Plex Sans" w:hAnsi="IBM Plex Sans"/>
           <w:b/>
           <w:color w:val="1F70C1"/>
         </w:rPr>
@@ -155,7 +166,7 @@
       </w:pPr>
       <w:r>
         <w:rPr>
-          <w:rFonts w:ascii="IBM Plex Sans" w:hAnsi="IBM Plex Sans" w:eastAsia="IBM Plex Sans"/>
+          <w:rFonts w:ascii="IBM Plex Sans" w:eastAsia="IBM Plex Sans" w:hAnsi="IBM Plex Sans"/>
         </w:rPr>
         <w:t>The following five exercises are designed to be run in sequence. Each one demonstrates a different IBM Bob capability using the same codebase.</w:t>
       </w:r>
@@ -170,7 +181,7 @@
       </w:pPr>
       <w:r>
         <w:rPr>
-          <w:rFonts w:ascii="IBM Plex Sans" w:hAnsi="IBM Plex Sans" w:eastAsia="IBM Plex Sans"/>
+          <w:rFonts w:ascii="IBM Plex Sans" w:eastAsia="IBM Plex Sans" w:hAnsi="IBM Plex Sans"/>
           <w:b/>
           <w:color w:val="000000" w:themeColor="text1"/>
         </w:rPr>
@@ -183,27 +194,30 @@
       </w:pPr>
       <w:r>
         <w:rPr>
-          <w:rFonts w:ascii="IBM Plex Sans" w:hAnsi="IBM Plex Sans" w:eastAsia="IBM Plex Sans"/>
-        </w:rPr>
-        <w:t xml:space="preserve">The purchase total calculation contains a bug. Rather than telling Bob where it is, ask Bob to investigate the repository and find it. Use this prompt:</w:t>
+          <w:rFonts w:ascii="IBM Plex Sans" w:eastAsia="IBM Plex Sans" w:hAnsi="IBM Plex Sans"/>
+        </w:rPr>
+        <w:t>The purchase total calculation contains a bug. Rather than telling Bob where it is, ask Bob to investigate the repository and find it. Use this prompt:</w:t>
       </w:r>
     </w:p>
     <w:p>
       <w:pPr>
         <w:pBdr>
-          <w:top w:val="single" w:color="0D3C6E" w:sz="16" w:space="8"/>
-          <w:left w:val="single" w:color="0D3C6E" w:sz="16" w:space="8"/>
-          <w:bottom w:val="single" w:color="0D3C6E" w:sz="16" w:space="8"/>
-          <w:right w:val="single" w:color="0D3C6E" w:sz="16" w:space="8"/>
-          <w:between w:val="single" w:color="0D3C6E" w:sz="16" w:space="8"/>
+          <w:top w:val="single" w:sz="16" w:space="8" w:color="0D3C6E"/>
+          <w:left w:val="single" w:sz="16" w:space="8" w:color="0D3C6E"/>
+          <w:bottom w:val="single" w:sz="16" w:space="8" w:color="0D3C6E"/>
+          <w:right w:val="single" w:sz="16" w:space="8" w:color="0D3C6E"/>
+          <w:between w:val="single" w:sz="16" w:space="8" w:color="0D3C6E"/>
         </w:pBdr>
         <w:shd w:val="clear" w:color="auto" w:fill="1F70C1"/>
         <w:spacing w:before="160" w:after="160"/>
         <w:ind w:left="240" w:right="240"/>
-      </w:pPr>
-      <w:r>
-        <w:rPr>
-          <w:rFonts w:ascii="Courier New" w:hAnsi="Courier New" w:eastAsia="Courier New"/>
+        <w:rPr>
+          <w:rFonts w:ascii="IBM Plex Mono" w:hAnsi="IBM Plex Mono"/>
+        </w:rPr>
+      </w:pPr>
+      <w:r>
+        <w:rPr>
+          <w:rFonts w:ascii="IBM Plex Mono" w:eastAsia="Courier New" w:hAnsi="IBM Plex Mono"/>
           <w:color w:val="FFFFFF"/>
           <w:sz w:val="20"/>
         </w:rPr>
@@ -216,31 +230,34 @@
       </w:pPr>
       <w:r>
         <w:rPr>
-          <w:rFonts w:ascii="IBM Plex Sans" w:hAnsi="IBM Plex Sans" w:eastAsia="IBM Plex Sans"/>
-        </w:rPr>
-        <w:lastRenderedPageBreak/>
+          <w:rFonts w:ascii="IBM Plex Sans" w:eastAsia="IBM Plex Sans" w:hAnsi="IBM Plex Sans"/>
+        </w:rPr>
         <w:t>Bob will trace the calculation logic in checkout.py, pinpoint the incorrect branch, and explain why only purchases of three or more units are affected. Once you have reviewed the explanation, follow up with:</w:t>
       </w:r>
     </w:p>
     <w:p>
       <w:pPr>
         <w:pBdr>
-          <w:top w:val="single" w:color="0D3C6E" w:sz="16" w:space="8"/>
-          <w:left w:val="single" w:color="0D3C6E" w:sz="16" w:space="8"/>
-          <w:bottom w:val="single" w:color="0D3C6E" w:sz="16" w:space="8"/>
-          <w:right w:val="single" w:color="0D3C6E" w:sz="16" w:space="8"/>
-          <w:between w:val="single" w:color="0D3C6E" w:sz="16" w:space="8"/>
+          <w:top w:val="single" w:sz="16" w:space="8" w:color="0D3C6E"/>
+          <w:left w:val="single" w:sz="16" w:space="8" w:color="0D3C6E"/>
+          <w:bottom w:val="single" w:sz="16" w:space="8" w:color="0D3C6E"/>
+          <w:right w:val="single" w:sz="16" w:space="8" w:color="0D3C6E"/>
+          <w:between w:val="single" w:sz="16" w:space="8" w:color="0D3C6E"/>
         </w:pBdr>
         <w:shd w:val="clear" w:color="auto" w:fill="1F70C1"/>
         <w:spacing w:before="160" w:after="160"/>
         <w:ind w:left="240" w:right="240"/>
-      </w:pPr>
-      <w:r>
-        <w:rPr>
-          <w:rFonts w:ascii="Courier New" w:hAnsi="Courier New" w:eastAsia="Courier New"/>
+        <w:rPr>
+          <w:rFonts w:ascii="IBM Plex Mono" w:hAnsi="IBM Plex Mono"/>
+        </w:rPr>
+      </w:pPr>
+      <w:r>
+        <w:rPr>
+          <w:rFonts w:ascii="IBM Plex Mono" w:eastAsia="Courier New" w:hAnsi="IBM Plex Mono"/>
           <w:color w:val="FFFFFF"/>
           <w:sz w:val="20"/>
         </w:rPr>
+        <w:lastRenderedPageBreak/>
         <w:t>Fix the calculation issue and show me what you changed.</w:t>
       </w:r>
     </w:p>
@@ -250,7 +267,7 @@
       </w:pPr>
       <w:r>
         <w:rPr>
-          <w:rFonts w:ascii="IBM Plex Sans" w:hAnsi="IBM Plex Sans" w:eastAsia="IBM Plex Sans"/>
+          <w:rFonts w:ascii="IBM Plex Sans" w:eastAsia="IBM Plex Sans" w:hAnsi="IBM Plex Sans"/>
         </w:rPr>
         <w:t>This exercise demonstrates Bob's ability to read and reason across multiple files to locate a non-obvious bug without being told where to look.</w:t>
       </w:r>
@@ -265,7 +282,7 @@
       </w:pPr>
       <w:r>
         <w:rPr>
-          <w:rFonts w:ascii="IBM Plex Sans" w:hAnsi="IBM Plex Sans" w:eastAsia="IBM Plex Sans"/>
+          <w:rFonts w:ascii="IBM Plex Sans" w:eastAsia="IBM Plex Sans" w:hAnsi="IBM Plex Sans"/>
           <w:b/>
           <w:color w:val="000000" w:themeColor="text1"/>
         </w:rPr>
@@ -278,7 +295,7 @@
       </w:pPr>
       <w:r>
         <w:rPr>
-          <w:rFonts w:ascii="IBM Plex Sans" w:hAnsi="IBM Plex Sans" w:eastAsia="IBM Plex Sans"/>
+          <w:rFonts w:ascii="IBM Plex Sans" w:eastAsia="IBM Plex Sans" w:hAnsi="IBM Plex Sans"/>
         </w:rPr>
         <w:t>The shop currently has no loyalty discount. Ask Bob to implement a new pricing rule and update the receipt output to match. Use this prompt:</w:t>
       </w:r>
@@ -286,19 +303,22 @@
     <w:p>
       <w:pPr>
         <w:pBdr>
-          <w:top w:val="single" w:color="0D3C6E" w:sz="16" w:space="8"/>
-          <w:left w:val="single" w:color="0D3C6E" w:sz="16" w:space="8"/>
-          <w:bottom w:val="single" w:color="0D3C6E" w:sz="16" w:space="8"/>
-          <w:right w:val="single" w:color="0D3C6E" w:sz="16" w:space="8"/>
-          <w:between w:val="single" w:color="0D3C6E" w:sz="16" w:space="8"/>
+          <w:top w:val="single" w:sz="16" w:space="8" w:color="0D3C6E"/>
+          <w:left w:val="single" w:sz="16" w:space="8" w:color="0D3C6E"/>
+          <w:bottom w:val="single" w:sz="16" w:space="8" w:color="0D3C6E"/>
+          <w:right w:val="single" w:sz="16" w:space="8" w:color="0D3C6E"/>
+          <w:between w:val="single" w:sz="16" w:space="8" w:color="0D3C6E"/>
         </w:pBdr>
         <w:shd w:val="clear" w:color="auto" w:fill="1F70C1"/>
         <w:spacing w:before="160" w:after="160"/>
         <w:ind w:left="240" w:right="240"/>
-      </w:pPr>
-      <w:r>
-        <w:rPr>
-          <w:rFonts w:ascii="Courier New" w:hAnsi="Courier New" w:eastAsia="Courier New"/>
+        <w:rPr>
+          <w:rFonts w:ascii="IBM Plex Mono" w:hAnsi="IBM Plex Mono"/>
+        </w:rPr>
+      </w:pPr>
+      <w:r>
+        <w:rPr>
+          <w:rFonts w:ascii="IBM Plex Mono" w:eastAsia="Courier New" w:hAnsi="IBM Plex Mono"/>
           <w:color w:val="FFFFFF"/>
           <w:sz w:val="20"/>
         </w:rPr>
@@ -311,7 +331,7 @@
       </w:pPr>
       <w:r>
         <w:rPr>
-          <w:rFonts w:ascii="IBM Plex Sans" w:hAnsi="IBM Plex Sans" w:eastAsia="IBM Plex Sans"/>
+          <w:rFonts w:ascii="IBM Plex Sans" w:eastAsia="IBM Plex Sans" w:hAnsi="IBM Plex Sans"/>
         </w:rPr>
         <w:t>Bob will identify the checkout and receipt modules, add the discount calculation, and update the printed receipt to show a subtotal, the discount amount, and the final total — without touching unrelated parts of the code.</w:t>
       </w:r>
@@ -326,7 +346,7 @@
       </w:pPr>
       <w:r>
         <w:rPr>
-          <w:rFonts w:ascii="IBM Plex Sans" w:hAnsi="IBM Plex Sans" w:eastAsia="IBM Plex Sans"/>
+          <w:rFonts w:ascii="IBM Plex Sans" w:eastAsia="IBM Plex Sans" w:hAnsi="IBM Plex Sans"/>
           <w:b/>
           <w:color w:val="000000" w:themeColor="text1"/>
         </w:rPr>
@@ -339,21 +359,21 @@
       </w:pPr>
       <w:r>
         <w:rPr>
-          <w:rFonts w:ascii="IBM Plex Sans" w:hAnsi="IBM Plex Sans" w:eastAsia="IBM Plex Sans"/>
+          <w:rFonts w:ascii="IBM Plex Sans" w:eastAsia="IBM Plex Sans" w:hAnsi="IBM Plex Sans"/>
         </w:rPr>
         <w:t xml:space="preserve">The </w:t>
       </w:r>
       <w:proofErr w:type="spellStart"/>
       <w:r>
         <w:rPr>
-          <w:rFonts w:ascii="IBM Plex Sans" w:hAnsi="IBM Plex Sans" w:eastAsia="IBM Plex Sans"/>
+          <w:rFonts w:ascii="IBM Plex Sans" w:eastAsia="IBM Plex Sans" w:hAnsi="IBM Plex Sans"/>
         </w:rPr>
         <w:t>do_checkout</w:t>
       </w:r>
       <w:proofErr w:type="spellEnd"/>
       <w:r>
         <w:rPr>
-          <w:rFonts w:ascii="IBM Plex Sans" w:hAnsi="IBM Plex Sans" w:eastAsia="IBM Plex Sans"/>
+          <w:rFonts w:ascii="IBM Plex Sans" w:eastAsia="IBM Plex Sans" w:hAnsi="IBM Plex Sans"/>
         </w:rPr>
         <w:t xml:space="preserve"> function in checkout.py works, but it has accumulated several maintainability problems. Ask Bob to analyse and refactor it:</w:t>
       </w:r>
@@ -361,19 +381,22 @@
     <w:p>
       <w:pPr>
         <w:pBdr>
-          <w:top w:val="single" w:color="0D3C6E" w:sz="16" w:space="8"/>
-          <w:left w:val="single" w:color="0D3C6E" w:sz="16" w:space="8"/>
-          <w:bottom w:val="single" w:color="0D3C6E" w:sz="16" w:space="8"/>
-          <w:right w:val="single" w:color="0D3C6E" w:sz="16" w:space="8"/>
-          <w:between w:val="single" w:color="0D3C6E" w:sz="16" w:space="8"/>
+          <w:top w:val="single" w:sz="16" w:space="8" w:color="0D3C6E"/>
+          <w:left w:val="single" w:sz="16" w:space="8" w:color="0D3C6E"/>
+          <w:bottom w:val="single" w:sz="16" w:space="8" w:color="0D3C6E"/>
+          <w:right w:val="single" w:sz="16" w:space="8" w:color="0D3C6E"/>
+          <w:between w:val="single" w:sz="16" w:space="8" w:color="0D3C6E"/>
         </w:pBdr>
         <w:shd w:val="clear" w:color="auto" w:fill="1F70C1"/>
         <w:spacing w:before="160" w:after="160"/>
         <w:ind w:left="240" w:right="240"/>
-      </w:pPr>
-      <w:r>
-        <w:rPr>
-          <w:rFonts w:ascii="Courier New" w:hAnsi="Courier New" w:eastAsia="Courier New"/>
+        <w:rPr>
+          <w:rFonts w:ascii="IBM Plex Mono" w:hAnsi="IBM Plex Mono"/>
+        </w:rPr>
+      </w:pPr>
+      <w:r>
+        <w:rPr>
+          <w:rFonts w:ascii="IBM Plex Mono" w:eastAsia="Courier New" w:hAnsi="IBM Plex Mono"/>
           <w:color w:val="FFFFFF"/>
           <w:sz w:val="20"/>
         </w:rPr>
@@ -386,7 +409,7 @@
       </w:pPr>
       <w:r>
         <w:rPr>
-          <w:rFonts w:ascii="IBM Plex Sans" w:hAnsi="IBM Plex Sans" w:eastAsia="IBM Plex Sans"/>
+          <w:rFonts w:ascii="IBM Plex Sans" w:eastAsia="IBM Plex Sans" w:hAnsi="IBM Plex Sans"/>
         </w:rPr>
         <w:t>Bob will identify issues such as deeply nested conditionals, vague variable names, mixed responsibilities, and repeated logic. It will then produce a refactored version that is functionally equivalent but significantly easier to read and maintain.</w:t>
       </w:r>
@@ -401,7 +424,7 @@
       </w:pPr>
       <w:r>
         <w:rPr>
-          <w:rFonts w:ascii="IBM Plex Sans" w:hAnsi="IBM Plex Sans" w:eastAsia="IBM Plex Sans"/>
+          <w:rFonts w:ascii="IBM Plex Sans" w:eastAsia="IBM Plex Sans" w:hAnsi="IBM Plex Sans"/>
           <w:b/>
           <w:color w:val="000000" w:themeColor="text1"/>
         </w:rPr>
@@ -412,86 +435,62 @@
       <w:pPr>
         <w:spacing w:after="120" w:line="360" w:lineRule="auto"/>
         <w:rPr>
-          <w:rFonts w:ascii="IBM Plex Sans" w:hAnsi="IBM Plex Sans" w:eastAsia="IBM Plex Sans"/>
-        </w:rPr>
-      </w:pPr>
-      <w:r>
-        <w:rPr>
-          <w:rFonts w:ascii="IBM Plex Sans" w:hAnsi="IBM Plex Sans" w:eastAsia="IBM Plex Sans"/>
+          <w:rFonts w:ascii="IBM Plex Sans" w:eastAsia="IBM Plex Sans" w:hAnsi="IBM Plex Sans"/>
+        </w:rPr>
+      </w:pPr>
+      <w:r>
+        <w:rPr>
+          <w:rFonts w:ascii="IBM Plex Sans" w:eastAsia="IBM Plex Sans" w:hAnsi="IBM Plex Sans"/>
         </w:rPr>
         <w:t xml:space="preserve">The </w:t>
       </w:r>
       <w:proofErr w:type="spellStart"/>
       <w:r>
         <w:rPr>
-          <w:rFonts w:ascii="IBM Plex Sans" w:hAnsi="IBM Plex Sans" w:eastAsia="IBM Plex Sans"/>
+          <w:rFonts w:ascii="IBM Plex Sans" w:eastAsia="IBM Plex Sans" w:hAnsi="IBM Plex Sans"/>
         </w:rPr>
         <w:t>get_low_stock_items</w:t>
       </w:r>
       <w:proofErr w:type="spellEnd"/>
       <w:r>
         <w:rPr>
-          <w:rFonts w:ascii="IBM Plex Sans" w:hAnsi="IBM Plex Sans" w:eastAsia="IBM Plex Sans"/>
+          <w:rFonts w:ascii="IBM Plex Sans" w:eastAsia="IBM Plex Sans" w:hAnsi="IBM Plex Sans"/>
         </w:rPr>
         <w:t xml:space="preserve"> function </w:t>
       </w:r>
       <w:r>
         <w:rPr>
-          <w:rFonts w:ascii="IBM Plex Sans" w:hAnsi="IBM Plex Sans" w:eastAsia="IBM Plex Sans"/>
+          <w:rFonts w:ascii="IBM Plex Sans" w:eastAsia="IBM Plex Sans" w:hAnsi="IBM Plex Sans"/>
         </w:rPr>
         <w:t>at the end of</w:t>
       </w:r>
       <w:r>
         <w:rPr>
-          <w:rFonts w:ascii="IBM Plex Sans" w:hAnsi="IBM Plex Sans" w:eastAsia="IBM Plex Sans"/>
+          <w:rFonts w:ascii="IBM Plex Sans" w:eastAsia="IBM Plex Sans" w:hAnsi="IBM Plex Sans"/>
         </w:rPr>
         <w:t xml:space="preserve"> checkout.py contains a detailed docstring describing the requirements, but the implementation is empty. </w:t>
       </w:r>
       <w:r>
         <w:rPr>
-          <w:rFonts w:ascii="IBM Plex Sans" w:hAnsi="IBM Plex Sans" w:eastAsia="IBM Plex Sans"/>
-        </w:rPr>
-        <w:t xml:space="preserve">Using the literate coding function </w:t>
-      </w:r>
-      <w:r>
-        <w:rPr>
-          <w:rFonts w:ascii="IBM Plex Sans" w:hAnsi="IBM Plex Sans" w:eastAsia="IBM Plex Sans"/>
-        </w:rPr>
-        <w:t>—</w:t>
-      </w:r>
-      <w:r>
-        <w:rPr>
-          <w:rFonts w:ascii="IBM Plex Sans" w:hAnsi="IBM Plex Sans" w:eastAsia="IBM Plex Sans"/>
-        </w:rPr>
-        <w:t xml:space="preserve"> indicated by the magic wand at the top right of the VS code </w:t>
-      </w:r>
-      <w:r>
-        <w:rPr>
-          <w:rFonts w:ascii="IBM Plex Sans" w:hAnsi="IBM Plex Sans" w:eastAsia="IBM Plex Sans"/>
-        </w:rPr>
-        <w:t>—</w:t>
-      </w:r>
-      <w:r>
-        <w:rPr>
-          <w:rFonts w:ascii="IBM Plex Sans" w:hAnsi="IBM Plex Sans" w:eastAsia="IBM Plex Sans"/>
+          <w:rFonts w:ascii="IBM Plex Sans" w:eastAsia="IBM Plex Sans" w:hAnsi="IBM Plex Sans"/>
+        </w:rPr>
+        <w:t xml:space="preserve">Using the literate coding function — indicated by the magic wand at the top right of the VS code — </w:t>
+      </w:r>
+      <w:r>
+        <w:rPr>
+          <w:rFonts w:ascii="IBM Plex Sans" w:eastAsia="IBM Plex Sans" w:hAnsi="IBM Plex Sans"/>
         </w:rPr>
         <w:t xml:space="preserve"> </w:t>
       </w:r>
       <w:r>
         <w:rPr>
-          <w:rFonts w:ascii="IBM Plex Sans" w:hAnsi="IBM Plex Sans" w:eastAsia="IBM Plex Sans"/>
-        </w:rPr>
-        <w:t xml:space="preserve"> </w:t>
-      </w:r>
-      <w:r>
-        <w:rPr>
-          <w:rFonts w:ascii="IBM Plex Sans" w:hAnsi="IBM Plex Sans" w:eastAsia="IBM Plex Sans"/>
+          <w:rFonts w:ascii="IBM Plex Sans" w:eastAsia="IBM Plex Sans" w:hAnsi="IBM Plex Sans"/>
         </w:rPr>
         <w:t xml:space="preserve">ask </w:t>
       </w:r>
       <w:r>
         <w:rPr>
-          <w:rFonts w:ascii="IBM Plex Sans" w:hAnsi="IBM Plex Sans" w:eastAsia="IBM Plex Sans"/>
+          <w:rFonts w:ascii="IBM Plex Sans" w:eastAsia="IBM Plex Sans" w:hAnsi="IBM Plex Sans"/>
         </w:rPr>
         <w:t>Bob to implement it from the description alone:</w:t>
       </w:r>
@@ -548,42 +547,12 @@
           </wp:inline>
         </w:drawing>
       </w:r>
-    </w:p>
-    <w:p>
-      <w:pPr>
-        <w:pBdr>
-          <w:top w:val="single" w:color="0D3C6E" w:sz="16" w:space="8"/>
-          <w:left w:val="single" w:color="0D3C6E" w:sz="16" w:space="8"/>
-          <w:bottom w:val="single" w:color="0D3C6E" w:sz="16" w:space="8"/>
-          <w:right w:val="single" w:color="0D3C6E" w:sz="16" w:space="8"/>
-          <w:between w:val="single" w:color="0D3C6E" w:sz="16" w:space="8"/>
-        </w:pBdr>
-        <w:shd w:val="clear" w:color="auto" w:fill="1F70C1"/>
-        <w:spacing w:before="160" w:after="160"/>
-        <w:ind w:left="240" w:right="240"/>
-      </w:pPr>
-      <w:r>
-        <w:rPr>
-          <w:rFonts w:ascii="Courier New" w:hAnsi="Courier New" w:eastAsia="Courier New"/>
-          <w:color w:val="FFFFFF"/>
-          <w:sz w:val="20"/>
-        </w:rPr>
-        <w:t>Implement the low-stock functionality described by the comments and requirements in the source code.</w:t>
-      </w:r>
-    </w:p>
-    <w:p>
-      <w:pPr>
-        <w:spacing w:after="240" w:line="360" w:lineRule="auto"/>
-        <w:rPr>
-          <w:rFonts w:ascii="IBM Plex Sans" w:hAnsi="IBM Plex Sans" w:eastAsia="IBM Plex Sans"/>
-        </w:rPr>
-      </w:pPr>
       <w:r>
         <w:rPr>
           <w:noProof/>
         </w:rPr>
         <w:drawing>
-          <wp:inline distT="0" distB="0" distL="0" distR="0" wp14:anchorId="19E41511" wp14:editId="5E08EEA9">
+          <wp:inline distT="0" distB="0" distL="0" distR="0" wp14:anchorId="6BD95FAC" wp14:editId="0D3838C2">
             <wp:extent cx="5118100" cy="2311400"/>
             <wp:effectExtent l="0" t="0" r="0" b="0"/>
             <wp:docPr id="1236157614" name="Picture 3"/>
@@ -627,83 +596,46 @@
     </w:p>
     <w:p>
       <w:pPr>
-        <w:spacing w:after="240" w:line="360" w:lineRule="auto"/>
-      </w:pPr>
-      <w:r>
-        <w:rPr>
-          <w:rFonts w:ascii="IBM Plex Sans" w:hAnsi="IBM Plex Sans" w:eastAsia="IBM Plex Sans"/>
-        </w:rPr>
-        <w:t>Bob will read the docstring requirements and generate a correct implementation. This demonstrates how well-written natural-language requirements inside source code can drive code generation — a technique sometimes called literate coding.</w:t>
-      </w:r>
-    </w:p>
-    <w:p>
-      <w:pPr>
-        <w:pStyle w:val="Heading2"/>
-        <w:spacing w:before="240" w:after="80"/>
-        <w:rPr>
-          <w:color w:val="000000" w:themeColor="text1"/>
-        </w:rPr>
-      </w:pPr>
-      <w:r>
-        <w:rPr>
-          <w:rFonts w:ascii="IBM Plex Sans" w:hAnsi="IBM Plex Sans" w:eastAsia="IBM Plex Sans"/>
-          <w:b/>
-          <w:color w:val="000000" w:themeColor="text1"/>
-        </w:rPr>
-        <w:lastRenderedPageBreak/>
-        <w:t>Exercise 5 — Documentation Rescue</w:t>
-      </w:r>
-    </w:p>
-    <w:p>
-      <w:pPr>
-        <w:spacing w:after="120" w:line="360" w:lineRule="auto"/>
-        <w:rPr>
-          <w:rFonts w:ascii="IBM Plex Sans" w:hAnsi="IBM Plex Sans" w:eastAsia="IBM Plex Sans"/>
-        </w:rPr>
-      </w:pPr>
-      <w:r>
-        <w:rPr>
-          <w:rFonts w:ascii="IBM Plex Sans" w:hAnsi="IBM Plex Sans" w:eastAsia="IBM Plex Sans"/>
-        </w:rPr>
-        <w:t>The README for this project is intentionally minimal. Ask Bob to read the full repository and produce proper documentation:</w:t>
-      </w:r>
-    </w:p>
-    <w:p>
-      <w:pPr>
-        <w:spacing w:after="120" w:line="360" w:lineRule="auto"/>
-      </w:pPr>
-    </w:p>
-    <w:p>
-      <w:pPr>
         <w:pBdr>
-          <w:top w:val="single" w:color="0D3C6E" w:sz="16" w:space="8"/>
-          <w:left w:val="single" w:color="0D3C6E" w:sz="16" w:space="8"/>
-          <w:bottom w:val="single" w:color="0D3C6E" w:sz="16" w:space="8"/>
-          <w:right w:val="single" w:color="0D3C6E" w:sz="16" w:space="8"/>
-          <w:between w:val="single" w:color="0D3C6E" w:sz="16" w:space="8"/>
+          <w:top w:val="single" w:sz="16" w:space="8" w:color="0D3C6E"/>
+          <w:left w:val="single" w:sz="16" w:space="8" w:color="0D3C6E"/>
+          <w:bottom w:val="single" w:sz="16" w:space="8" w:color="0D3C6E"/>
+          <w:right w:val="single" w:sz="16" w:space="8" w:color="0D3C6E"/>
+          <w:between w:val="single" w:sz="16" w:space="8" w:color="0D3C6E"/>
         </w:pBdr>
         <w:shd w:val="clear" w:color="auto" w:fill="1F70C1"/>
         <w:spacing w:before="160" w:after="160"/>
         <w:ind w:left="240" w:right="240"/>
-      </w:pPr>
-      <w:r>
-        <w:rPr>
-          <w:rFonts w:ascii="Courier New" w:hAnsi="Courier New" w:eastAsia="Courier New"/>
+        <w:rPr>
+          <w:rFonts w:ascii="IBM Plex Mono" w:hAnsi="IBM Plex Mono"/>
+        </w:rPr>
+      </w:pPr>
+      <w:r>
+        <w:rPr>
+          <w:rFonts w:ascii="IBM Plex Mono" w:eastAsia="Courier New" w:hAnsi="IBM Plex Mono"/>
           <w:color w:val="FFFFFF"/>
           <w:sz w:val="20"/>
         </w:rPr>
-        <w:t>Analyse this repository and create proper project documentation. Update the README to explain what the application does, project structure, requirements, how to run it, menu options, inventory storage, and example usage.</w:t>
+        <w:t>Implement the low-stock functionality described by the comments and requirements in the source code.</w:t>
       </w:r>
     </w:p>
     <w:p>
       <w:pPr>
         <w:spacing w:after="240" w:line="360" w:lineRule="auto"/>
-      </w:pPr>
-      <w:r>
-        <w:rPr>
-          <w:rFonts w:ascii="IBM Plex Sans" w:hAnsi="IBM Plex Sans" w:eastAsia="IBM Plex Sans"/>
-        </w:rPr>
-        <w:t>Bob will analyse every source file, infer the architecture and data flows, and produce a complete README covering all requested sections. This exercise shows Bob's ability to generate documentation from code alone — no existing docs required.</w:t>
+        <w:rPr>
+          <w:rFonts w:ascii="IBM Plex Sans" w:eastAsia="IBM Plex Sans" w:hAnsi="IBM Plex Sans"/>
+        </w:rPr>
+      </w:pPr>
+    </w:p>
+    <w:p>
+      <w:pPr>
+        <w:spacing w:after="240" w:line="360" w:lineRule="auto"/>
+      </w:pPr>
+      <w:r>
+        <w:rPr>
+          <w:rFonts w:ascii="IBM Plex Sans" w:eastAsia="IBM Plex Sans" w:hAnsi="IBM Plex Sans"/>
+        </w:rPr>
+        <w:t>Bob will read the docstring requirements and generate a correct implementation. This demonstrates how well-written natural-language requirements inside source code can drive code generation — a technique sometimes called literate coding.</w:t>
       </w:r>
     </w:p>
     <w:p>
@@ -716,62 +648,79 @@
       </w:pPr>
       <w:r>
         <w:rPr>
-          <w:rFonts w:ascii="IBM Plex Sans" w:hAnsi="IBM Plex Sans" w:eastAsia="IBM Plex Sans"/>
+          <w:rFonts w:ascii="IBM Plex Sans" w:eastAsia="IBM Plex Sans" w:hAnsi="IBM Plex Sans"/>
           <w:b/>
           <w:color w:val="000000" w:themeColor="text1"/>
         </w:rPr>
-        <w:t>Exercise 6 — Turn This Into a Website (Optional)</w:t>
+        <w:lastRenderedPageBreak/>
+        <w:t>Exercise 5 — Documentation Rescue</w:t>
       </w:r>
     </w:p>
     <w:p>
       <w:pPr>
         <w:spacing w:after="120" w:line="360" w:lineRule="auto"/>
-      </w:pPr>
-      <w:r>
-        <w:rPr>
-          <w:rFonts w:ascii="IBM Plex Sans" w:hAnsi="IBM Plex Sans" w:eastAsia="IBM Plex Sans"/>
-        </w:rPr>
-        <w:t>This optional exercise shows how Bob can take a</w:t>
-      </w:r>
-      <w:r>
-        <w:rPr>
-          <w:rFonts w:ascii="IBM Plex Sans" w:hAnsi="IBM Plex Sans" w:eastAsia="IBM Plex Sans"/>
-        </w:rPr>
-        <w:t xml:space="preserve">n </w:t>
-      </w:r>
-      <w:r>
-        <w:rPr>
-          <w:rFonts w:ascii="IBM Plex Sans" w:hAnsi="IBM Plex Sans" w:eastAsia="IBM Plex Sans"/>
-        </w:rPr>
-        <w:t xml:space="preserve">application and plan — or even begin building — a web version of it. It is a strong demonstration of Bob's ability to reason about architecture and transformation at scale. </w:t>
-      </w:r>
-      <w:r>
-        <w:rPr>
-          <w:rFonts w:ascii="IBM Plex Sans" w:hAnsi="IBM Plex Sans" w:eastAsia="IBM Plex Sans"/>
-        </w:rPr>
-        <w:t>Ask Bob:</w:t>
+        <w:rPr>
+          <w:rFonts w:ascii="IBM Plex Sans" w:eastAsia="IBM Plex Sans" w:hAnsi="IBM Plex Sans"/>
+        </w:rPr>
+      </w:pPr>
+      <w:r>
+        <w:rPr>
+          <w:rFonts w:ascii="IBM Plex Sans" w:eastAsia="IBM Plex Sans" w:hAnsi="IBM Plex Sans"/>
+        </w:rPr>
+        <w:t>The README for this project is intentionally minimal. Ask Bob to read the full repository and produce proper documentation:</w:t>
       </w:r>
     </w:p>
     <w:p>
       <w:pPr>
         <w:pBdr>
-          <w:top w:val="single" w:color="0D3C6E" w:sz="16" w:space="8"/>
-          <w:left w:val="single" w:color="0D3C6E" w:sz="16" w:space="8"/>
-          <w:bottom w:val="single" w:color="0D3C6E" w:sz="16" w:space="8"/>
-          <w:right w:val="single" w:color="0D3C6E" w:sz="16" w:space="8"/>
-          <w:between w:val="single" w:color="0D3C6E" w:sz="16" w:space="8"/>
+          <w:top w:val="single" w:sz="16" w:space="8" w:color="0D3C6E"/>
+          <w:left w:val="single" w:sz="16" w:space="8" w:color="0D3C6E"/>
+          <w:bottom w:val="single" w:sz="16" w:space="8" w:color="0D3C6E"/>
+          <w:right w:val="single" w:sz="16" w:space="8" w:color="0D3C6E"/>
+          <w:between w:val="single" w:sz="16" w:space="8" w:color="0D3C6E"/>
         </w:pBdr>
         <w:shd w:val="clear" w:color="auto" w:fill="1F70C1"/>
         <w:spacing w:before="160" w:after="160"/>
         <w:ind w:left="240" w:right="240"/>
-      </w:pPr>
-      <w:r>
-        <w:rPr>
-          <w:rFonts w:ascii="Courier New" w:hAnsi="Courier New" w:eastAsia="Courier New"/>
+        <w:rPr>
+          <w:rFonts w:ascii="IBM Plex Mono" w:hAnsi="IBM Plex Mono"/>
+        </w:rPr>
+      </w:pPr>
+      <w:r>
+        <w:rPr>
+          <w:rFonts w:ascii="IBM Plex Mono" w:eastAsia="Courier New" w:hAnsi="IBM Plex Mono"/>
           <w:color w:val="FFFFFF"/>
           <w:sz w:val="20"/>
         </w:rPr>
-        <w:t>Turn this terminal application into a website. Suggest an appropriate Python web framework, describe how you would structure the project, and outline how each part of the existing code would map across to the web version.</w:t>
+        <w:t>Analyse this repository and create proper project documentation. Update the README to explain what the application does, project structure, requirements, how to run it, menu options, inventory storage, and example usage.</w:t>
+      </w:r>
+    </w:p>
+    <w:p>
+      <w:pPr>
+        <w:spacing w:after="240" w:line="360" w:lineRule="auto"/>
+      </w:pPr>
+      <w:r>
+        <w:rPr>
+          <w:rFonts w:ascii="IBM Plex Sans" w:eastAsia="IBM Plex Sans" w:hAnsi="IBM Plex Sans"/>
+        </w:rPr>
+        <w:t>Bob will analyse every source file, infer the architecture and data flows, and produce a complete README covering all requested sections. This exercise shows Bob's ability to generate documentation from code alone — no existing docs required.</w:t>
+      </w:r>
+    </w:p>
+    <w:p>
+      <w:pPr>
+        <w:pStyle w:val="Heading2"/>
+        <w:spacing w:before="240" w:after="80"/>
+        <w:rPr>
+          <w:color w:val="000000" w:themeColor="text1"/>
+        </w:rPr>
+      </w:pPr>
+      <w:r>
+        <w:rPr>
+          <w:rFonts w:ascii="IBM Plex Sans" w:eastAsia="IBM Plex Sans" w:hAnsi="IBM Plex Sans"/>
+          <w:b/>
+          <w:color w:val="000000" w:themeColor="text1"/>
+        </w:rPr>
+        <w:t>Exercise 6 — Turn This Into a Website (Optional)</w:t>
       </w:r>
     </w:p>
     <w:p>
@@ -780,30 +729,87 @@
       </w:pPr>
       <w:r>
         <w:rPr>
-          <w:rFonts w:ascii="IBM Plex Sans" w:hAnsi="IBM Plex Sans" w:eastAsia="IBM Plex Sans"/>
-        </w:rPr>
-        <w:t>Bob will recommend a framework (typically Flask or FastAPI), map the existing modules to routes and templates, and explain how the inventory JSON, checkout logic, and sales history would translate into a web context. You can then follow up with:</w:t>
+          <w:rFonts w:ascii="IBM Plex Sans" w:eastAsia="IBM Plex Sans" w:hAnsi="IBM Plex Sans"/>
+        </w:rPr>
+        <w:t>This optional exercise shows how Bob can take a</w:t>
+      </w:r>
+      <w:r>
+        <w:rPr>
+          <w:rFonts w:ascii="IBM Plex Sans" w:eastAsia="IBM Plex Sans" w:hAnsi="IBM Plex Sans"/>
+        </w:rPr>
+        <w:t xml:space="preserve">n </w:t>
+      </w:r>
+      <w:r>
+        <w:rPr>
+          <w:rFonts w:ascii="IBM Plex Sans" w:eastAsia="IBM Plex Sans" w:hAnsi="IBM Plex Sans"/>
+        </w:rPr>
+        <w:t xml:space="preserve">application and plan — or even begin building — a web version of it. It is a strong demonstration of Bob's ability to reason about architecture and transformation at scale. </w:t>
+      </w:r>
+      <w:r>
+        <w:rPr>
+          <w:rFonts w:ascii="IBM Plex Sans" w:eastAsia="IBM Plex Sans" w:hAnsi="IBM Plex Sans"/>
+        </w:rPr>
+        <w:t>Ask Bob:</w:t>
       </w:r>
     </w:p>
     <w:p>
       <w:pPr>
         <w:pBdr>
-          <w:top w:val="single" w:color="0D3C6E" w:sz="16" w:space="8"/>
-          <w:left w:val="single" w:color="0D3C6E" w:sz="16" w:space="8"/>
-          <w:bottom w:val="single" w:color="0D3C6E" w:sz="16" w:space="8"/>
-          <w:right w:val="single" w:color="0D3C6E" w:sz="16" w:space="8"/>
-          <w:between w:val="single" w:color="0D3C6E" w:sz="16" w:space="8"/>
+          <w:top w:val="single" w:sz="16" w:space="8" w:color="0D3C6E"/>
+          <w:left w:val="single" w:sz="16" w:space="8" w:color="0D3C6E"/>
+          <w:bottom w:val="single" w:sz="16" w:space="8" w:color="0D3C6E"/>
+          <w:right w:val="single" w:sz="16" w:space="8" w:color="0D3C6E"/>
+          <w:between w:val="single" w:sz="16" w:space="8" w:color="0D3C6E"/>
         </w:pBdr>
         <w:shd w:val="clear" w:color="auto" w:fill="1F70C1"/>
         <w:spacing w:before="160" w:after="160"/>
         <w:ind w:left="240" w:right="240"/>
-      </w:pPr>
-      <w:r>
-        <w:rPr>
-          <w:rFonts w:ascii="Courier New" w:hAnsi="Courier New" w:eastAsia="Courier New"/>
+        <w:rPr>
+          <w:rFonts w:ascii="IBM Plex Mono" w:hAnsi="IBM Plex Mono"/>
+        </w:rPr>
+      </w:pPr>
+      <w:r>
+        <w:rPr>
+          <w:rFonts w:ascii="IBM Plex Mono" w:eastAsia="Courier New" w:hAnsi="IBM Plex Mono"/>
           <w:color w:val="FFFFFF"/>
           <w:sz w:val="20"/>
         </w:rPr>
+        <w:t>Turn this terminal application into a website. Suggest an appropriate Python web framework, describe how you would structure the project, and outline how each part of the existing code would map across to the web version.</w:t>
+      </w:r>
+    </w:p>
+    <w:p>
+      <w:pPr>
+        <w:spacing w:after="120" w:line="360" w:lineRule="auto"/>
+      </w:pPr>
+      <w:r>
+        <w:rPr>
+          <w:rFonts w:ascii="IBM Plex Sans" w:eastAsia="IBM Plex Sans" w:hAnsi="IBM Plex Sans"/>
+        </w:rPr>
+        <w:t>Bob will recommend a framework (typically Flask or FastAPI), map the existing modules to routes and templates, and explain how the inventory JSON, checkout logic, and sales history would translate into a web context. You can then follow up with:</w:t>
+      </w:r>
+    </w:p>
+    <w:p>
+      <w:pPr>
+        <w:pBdr>
+          <w:top w:val="single" w:sz="16" w:space="8" w:color="0D3C6E"/>
+          <w:left w:val="single" w:sz="16" w:space="8" w:color="0D3C6E"/>
+          <w:bottom w:val="single" w:sz="16" w:space="8" w:color="0D3C6E"/>
+          <w:right w:val="single" w:sz="16" w:space="8" w:color="0D3C6E"/>
+          <w:between w:val="single" w:sz="16" w:space="8" w:color="0D3C6E"/>
+        </w:pBdr>
+        <w:shd w:val="clear" w:color="auto" w:fill="1F70C1"/>
+        <w:spacing w:before="160" w:after="160"/>
+        <w:ind w:left="240" w:right="240"/>
+        <w:rPr>
+          <w:rFonts w:ascii="IBM Plex Mono" w:hAnsi="IBM Plex Mono"/>
+        </w:rPr>
+      </w:pPr>
+      <w:r>
+        <w:rPr>
+          <w:rFonts w:ascii="IBM Plex Mono" w:eastAsia="Courier New" w:hAnsi="IBM Plex Mono"/>
+          <w:color w:val="FFFFFF"/>
+          <w:sz w:val="20"/>
+        </w:rPr>
         <w:t>Go ahead and scaffold the project structure and create the first working route.</w:t>
       </w:r>
     </w:p>
@@ -811,24 +817,24 @@
       <w:pPr>
         <w:spacing w:after="240" w:line="360" w:lineRule="auto"/>
         <w:rPr>
-          <w:rFonts w:ascii="IBM Plex Sans" w:hAnsi="IBM Plex Sans" w:eastAsia="IBM Plex Sans"/>
-        </w:rPr>
-      </w:pPr>
-      <w:r>
-        <w:rPr>
-          <w:rFonts w:ascii="IBM Plex Sans" w:hAnsi="IBM Plex Sans" w:eastAsia="IBM Plex Sans"/>
+          <w:rFonts w:ascii="IBM Plex Sans" w:eastAsia="IBM Plex Sans" w:hAnsi="IBM Plex Sans"/>
+        </w:rPr>
+      </w:pPr>
+      <w:r>
+        <w:rPr>
+          <w:rFonts w:ascii="IBM Plex Sans" w:eastAsia="IBM Plex Sans" w:hAnsi="IBM Plex Sans"/>
         </w:rPr>
         <w:t>This exercise has no single correct answer — the value is in watching Bob reason about the transformation from scratch and produce a coherent plan from an unstructured request.</w:t>
       </w:r>
       <w:r>
         <w:rPr>
-          <w:rFonts w:ascii="IBM Plex Sans" w:hAnsi="IBM Plex Sans" w:eastAsia="IBM Plex Sans"/>
+          <w:rFonts w:ascii="IBM Plex Sans" w:eastAsia="IBM Plex Sans" w:hAnsi="IBM Plex Sans"/>
         </w:rPr>
         <w:t xml:space="preserve"> From there you can </w:t>
       </w:r>
       <w:r>
         <w:rPr>
-          <w:rFonts w:ascii="IBM Plex Sans" w:hAnsi="IBM Plex Sans" w:eastAsia="IBM Plex Sans"/>
+          <w:rFonts w:ascii="IBM Plex Sans" w:eastAsia="IBM Plex Sans" w:hAnsi="IBM Plex Sans"/>
         </w:rPr>
         <w:t xml:space="preserve"> use your creativity to change it the designs or functions to however way you can come up with.</w:t>
       </w:r>
@@ -843,7 +849,7 @@
       </w:pPr>
       <w:r>
         <w:rPr>
-          <w:rFonts w:ascii="IBM Plex Sans" w:hAnsi="IBM Plex Sans" w:eastAsia="IBM Plex Sans"/>
+          <w:rFonts w:ascii="IBM Plex Sans" w:eastAsia="IBM Plex Sans" w:hAnsi="IBM Plex Sans"/>
           <w:b/>
           <w:color w:val="000000" w:themeColor="text1"/>
         </w:rPr>
@@ -861,21 +867,21 @@
       </w:pPr>
       <w:r>
         <w:rPr>
-          <w:rFonts w:ascii="IBM Plex Sans" w:hAnsi="IBM Plex Sans" w:eastAsia="IBM Plex Sans"/>
+          <w:rFonts w:ascii="IBM Plex Sans" w:eastAsia="IBM Plex Sans" w:hAnsi="IBM Plex Sans"/>
         </w:rPr>
         <w:t xml:space="preserve">Run the app first — before starting, run python main.py from the </w:t>
       </w:r>
       <w:proofErr w:type="spellStart"/>
       <w:r>
         <w:rPr>
-          <w:rFonts w:ascii="IBM Plex Sans" w:hAnsi="IBM Plex Sans" w:eastAsia="IBM Plex Sans"/>
+          <w:rFonts w:ascii="IBM Plex Sans" w:eastAsia="IBM Plex Sans" w:hAnsi="IBM Plex Sans"/>
         </w:rPr>
         <w:t>dragon_shop</w:t>
       </w:r>
       <w:proofErr w:type="spellEnd"/>
       <w:r>
         <w:rPr>
-          <w:rFonts w:ascii="IBM Plex Sans" w:hAnsi="IBM Plex Sans" w:eastAsia="IBM Plex Sans"/>
+          <w:rFonts w:ascii="IBM Plex Sans" w:eastAsia="IBM Plex Sans" w:hAnsi="IBM Plex Sans"/>
         </w:rPr>
         <w:t xml:space="preserve"> folder to show what the application looks like at the terminal.</w:t>
       </w:r>
@@ -890,7 +896,7 @@
       </w:pPr>
       <w:r>
         <w:rPr>
-          <w:rFonts w:ascii="IBM Plex Sans" w:hAnsi="IBM Plex Sans" w:eastAsia="IBM Plex Sans"/>
+          <w:rFonts w:ascii="IBM Plex Sans" w:eastAsia="IBM Plex Sans" w:hAnsi="IBM Plex Sans"/>
         </w:rPr>
         <w:t>Do the exercises in order — each exercise builds on or complements the previous one, and the bug fix in Exercise 1 is required before demonstrating the discount feature in Exercise 2.</w:t>
       </w:r>
@@ -1008,7 +1014,7 @@
   <w:docDefaults>
     <w:rPrDefault>
       <w:rPr>
-        <w:rFonts w:ascii="Calibri" w:hAnsi="Calibri" w:eastAsia="Times New Roman" w:cs="Times New Roman"/>
+        <w:rFonts w:ascii="Calibri" w:eastAsia="Times New Roman" w:hAnsi="Calibri" w:cs="Times New Roman"/>
         <w:sz w:val="22"/>
         <w:szCs w:val="22"/>
         <w:lang w:val="en-NZ" w:eastAsia="en-GB" w:bidi="ar-SA"/>
@@ -1019,14 +1025,14 @@
   <w:latentStyles w:defLockedState="0" w:defUIPriority="99" w:defSemiHidden="0" w:defUnhideWhenUsed="0" w:defQFormat="0" w:count="376">
     <w:lsdException w:name="Normal" w:uiPriority="0" w:qFormat="1"/>
     <w:lsdException w:name="heading 1" w:uiPriority="9" w:qFormat="1"/>
-    <w:lsdException w:name="heading 2" w:uiPriority="9" w:semiHidden="1" w:unhideWhenUsed="1" w:qFormat="1"/>
-    <w:lsdException w:name="heading 3" w:uiPriority="9" w:semiHidden="1" w:unhideWhenUsed="1" w:qFormat="1"/>
-    <w:lsdException w:name="heading 4" w:uiPriority="9" w:semiHidden="1" w:unhideWhenUsed="1" w:qFormat="1"/>
-    <w:lsdException w:name="heading 5" w:uiPriority="9" w:semiHidden="1" w:unhideWhenUsed="1" w:qFormat="1"/>
-    <w:lsdException w:name="heading 6" w:uiPriority="9" w:semiHidden="1" w:unhideWhenUsed="1" w:qFormat="1"/>
-    <w:lsdException w:name="heading 7" w:uiPriority="9" w:semiHidden="1" w:unhideWhenUsed="1" w:qFormat="1"/>
-    <w:lsdException w:name="heading 8" w:uiPriority="9" w:semiHidden="1" w:unhideWhenUsed="1" w:qFormat="1"/>
-    <w:lsdException w:name="heading 9" w:uiPriority="9" w:semiHidden="1" w:unhideWhenUsed="1" w:qFormat="1"/>
+    <w:lsdException w:name="heading 2" w:semiHidden="1" w:uiPriority="9" w:unhideWhenUsed="1" w:qFormat="1"/>
+    <w:lsdException w:name="heading 3" w:semiHidden="1" w:uiPriority="9" w:unhideWhenUsed="1" w:qFormat="1"/>
+    <w:lsdException w:name="heading 4" w:semiHidden="1" w:uiPriority="9" w:unhideWhenUsed="1" w:qFormat="1"/>
+    <w:lsdException w:name="heading 5" w:semiHidden="1" w:uiPriority="9" w:unhideWhenUsed="1" w:qFormat="1"/>
+    <w:lsdException w:name="heading 6" w:semiHidden="1" w:uiPriority="9" w:unhideWhenUsed="1" w:qFormat="1"/>
+    <w:lsdException w:name="heading 7" w:semiHidden="1" w:uiPriority="9" w:unhideWhenUsed="1" w:qFormat="1"/>
+    <w:lsdException w:name="heading 8" w:semiHidden="1" w:uiPriority="9" w:unhideWhenUsed="1" w:qFormat="1"/>
+    <w:lsdException w:name="heading 9" w:semiHidden="1" w:uiPriority="9" w:unhideWhenUsed="1" w:qFormat="1"/>
     <w:lsdException w:name="index 1" w:semiHidden="1" w:unhideWhenUsed="1"/>
     <w:lsdException w:name="index 2" w:semiHidden="1" w:unhideWhenUsed="1"/>
     <w:lsdException w:name="index 3" w:semiHidden="1" w:unhideWhenUsed="1"/>
@@ -1036,22 +1042,22 @@
     <w:lsdException w:name="index 7" w:semiHidden="1" w:unhideWhenUsed="1"/>
     <w:lsdException w:name="index 8" w:semiHidden="1" w:unhideWhenUsed="1"/>
     <w:lsdException w:name="index 9" w:semiHidden="1" w:unhideWhenUsed="1"/>
-    <w:lsdException w:name="toc 1" w:uiPriority="39" w:semiHidden="1" w:unhideWhenUsed="1"/>
-    <w:lsdException w:name="toc 2" w:uiPriority="39" w:semiHidden="1" w:unhideWhenUsed="1"/>
-    <w:lsdException w:name="toc 3" w:uiPriority="39" w:semiHidden="1" w:unhideWhenUsed="1"/>
-    <w:lsdException w:name="toc 4" w:uiPriority="39" w:semiHidden="1" w:unhideWhenUsed="1"/>
-    <w:lsdException w:name="toc 5" w:uiPriority="39" w:semiHidden="1" w:unhideWhenUsed="1"/>
-    <w:lsdException w:name="toc 6" w:uiPriority="39" w:semiHidden="1" w:unhideWhenUsed="1"/>
-    <w:lsdException w:name="toc 7" w:uiPriority="39" w:semiHidden="1" w:unhideWhenUsed="1"/>
-    <w:lsdException w:name="toc 8" w:uiPriority="39" w:semiHidden="1" w:unhideWhenUsed="1"/>
-    <w:lsdException w:name="toc 9" w:uiPriority="39" w:semiHidden="1" w:unhideWhenUsed="1"/>
+    <w:lsdException w:name="toc 1" w:semiHidden="1" w:uiPriority="39" w:unhideWhenUsed="1"/>
+    <w:lsdException w:name="toc 2" w:semiHidden="1" w:uiPriority="39" w:unhideWhenUsed="1"/>
+    <w:lsdException w:name="toc 3" w:semiHidden="1" w:uiPriority="39" w:unhideWhenUsed="1"/>
+    <w:lsdException w:name="toc 4" w:semiHidden="1" w:uiPriority="39" w:unhideWhenUsed="1"/>
+    <w:lsdException w:name="toc 5" w:semiHidden="1" w:uiPriority="39" w:unhideWhenUsed="1"/>
+    <w:lsdException w:name="toc 6" w:semiHidden="1" w:uiPriority="39" w:unhideWhenUsed="1"/>
+    <w:lsdException w:name="toc 7" w:semiHidden="1" w:uiPriority="39" w:unhideWhenUsed="1"/>
+    <w:lsdException w:name="toc 8" w:semiHidden="1" w:uiPriority="39" w:unhideWhenUsed="1"/>
+    <w:lsdException w:name="toc 9" w:semiHidden="1" w:uiPriority="39" w:unhideWhenUsed="1"/>
     <w:lsdException w:name="Normal Indent" w:semiHidden="1" w:unhideWhenUsed="1"/>
     <w:lsdException w:name="footnote text" w:semiHidden="1" w:unhideWhenUsed="1"/>
     <w:lsdException w:name="annotation text" w:semiHidden="1" w:unhideWhenUsed="1"/>
     <w:lsdException w:name="header" w:semiHidden="1" w:unhideWhenUsed="1"/>
     <w:lsdException w:name="footer" w:semiHidden="1" w:unhideWhenUsed="1"/>
     <w:lsdException w:name="index heading" w:semiHidden="1" w:unhideWhenUsed="1"/>
-    <w:lsdException w:name="caption" w:uiPriority="35" w:semiHidden="1" w:unhideWhenUsed="1" w:qFormat="1"/>
+    <w:lsdException w:name="caption" w:semiHidden="1" w:uiPriority="35" w:unhideWhenUsed="1" w:qFormat="1"/>
     <w:lsdException w:name="table of figures" w:semiHidden="1" w:unhideWhenUsed="1"/>
     <w:lsdException w:name="envelope address" w:semiHidden="1" w:unhideWhenUsed="1"/>
     <w:lsdException w:name="envelope return" w:semiHidden="1" w:unhideWhenUsed="1"/>
@@ -1082,7 +1088,7 @@
     <w:lsdException w:name="Title" w:uiPriority="10" w:qFormat="1"/>
     <w:lsdException w:name="Closing" w:semiHidden="1" w:unhideWhenUsed="1"/>
     <w:lsdException w:name="Signature" w:semiHidden="1" w:unhideWhenUsed="1"/>
-    <w:lsdException w:name="Default Paragraph Font" w:uiPriority="1" w:semiHidden="1" w:unhideWhenUsed="1"/>
+    <w:lsdException w:name="Default Paragraph Font" w:semiHidden="1" w:uiPriority="1" w:unhideWhenUsed="1"/>
     <w:lsdException w:name="Body Text" w:semiHidden="1" w:unhideWhenUsed="1"/>
     <w:lsdException w:name="Body Text Indent" w:semiHidden="1" w:unhideWhenUsed="1"/>
     <w:lsdException w:name="List Continue" w:semiHidden="1" w:unhideWhenUsed="1"/>
@@ -1282,8 +1288,8 @@
     <w:lsdException w:name="Subtle Reference" w:uiPriority="31" w:qFormat="1"/>
     <w:lsdException w:name="Intense Reference" w:uiPriority="32" w:qFormat="1"/>
     <w:lsdException w:name="Book Title" w:uiPriority="33" w:qFormat="1"/>
-    <w:lsdException w:name="Bibliography" w:uiPriority="37" w:semiHidden="1" w:unhideWhenUsed="1"/>
-    <w:lsdException w:name="TOC Heading" w:uiPriority="39" w:semiHidden="1" w:unhideWhenUsed="1" w:qFormat="1"/>
+    <w:lsdException w:name="Bibliography" w:semiHidden="1" w:uiPriority="37" w:unhideWhenUsed="1"/>
+    <w:lsdException w:name="TOC Heading" w:semiHidden="1" w:uiPriority="39" w:unhideWhenUsed="1" w:qFormat="1"/>
     <w:lsdException w:name="Plain Table 1" w:uiPriority="41"/>
     <w:lsdException w:name="Plain Table 2" w:uiPriority="42"/>
     <w:lsdException w:name="Plain Table 3" w:uiPriority="43"/>
@@ -1394,7 +1400,7 @@
     <w:lsdException w:name="Unresolved Mention" w:semiHidden="1" w:unhideWhenUsed="1"/>
     <w:lsdException w:name="Smart Link" w:semiHidden="1" w:unhideWhenUsed="1"/>
   </w:latentStyles>
-  <w:style w:type="paragraph" w:styleId="Normal" w:default="1">
+  <w:style w:type="paragraph" w:default="1" w:styleId="Normal">
     <w:name w:val="Normal"/>
     <w:qFormat/>
     <w:pPr>
@@ -1414,7 +1420,7 @@
       <w:outlineLvl w:val="0"/>
     </w:pPr>
     <w:rPr>
-      <w:rFonts w:asciiTheme="majorHAnsi" w:hAnsiTheme="majorHAnsi" w:eastAsiaTheme="majorEastAsia" w:cstheme="majorBidi"/>
+      <w:rFonts w:asciiTheme="majorHAnsi" w:eastAsiaTheme="majorEastAsia" w:hAnsiTheme="majorHAnsi" w:cstheme="majorBidi"/>
       <w:color w:val="2F5496"/>
       <w:sz w:val="32"/>
       <w:szCs w:val="32"/>
@@ -1434,19 +1440,19 @@
       <w:outlineLvl w:val="1"/>
     </w:pPr>
     <w:rPr>
-      <w:rFonts w:asciiTheme="majorHAnsi" w:hAnsiTheme="majorHAnsi" w:eastAsiaTheme="majorEastAsia" w:cstheme="majorBidi"/>
+      <w:rFonts w:asciiTheme="majorHAnsi" w:eastAsiaTheme="majorEastAsia" w:hAnsiTheme="majorHAnsi" w:cstheme="majorBidi"/>
       <w:color w:val="2F5496"/>
       <w:sz w:val="26"/>
       <w:szCs w:val="26"/>
     </w:rPr>
   </w:style>
-  <w:style w:type="character" w:styleId="DefaultParagraphFont" w:default="1">
+  <w:style w:type="character" w:default="1" w:styleId="DefaultParagraphFont">
     <w:name w:val="Default Paragraph Font"/>
     <w:uiPriority w:val="1"/>
     <w:semiHidden/>
     <w:unhideWhenUsed/>
   </w:style>
-  <w:style w:type="table" w:styleId="TableNormal" w:default="1">
+  <w:style w:type="table" w:default="1" w:styleId="TableNormal">
     <w:name w:val="Normal Table"/>
     <w:uiPriority w:val="99"/>
     <w:semiHidden/>
@@ -1461,7 +1467,7 @@
       </w:tblCellMar>
     </w:tblPr>
   </w:style>
-  <w:style w:type="numbering" w:styleId="NoList" w:default="1">
+  <w:style w:type="numbering" w:default="1" w:styleId="NoList">
     <w:name w:val="No List"/>
     <w:uiPriority w:val="99"/>
     <w:semiHidden/>

--- a/Demos/Tier 2/Demo 2 - Dragon's Hoard.docx
+++ b/Demos/Tier 2/Demo 2 - Dragon's Hoard.docx
@@ -196,7 +196,19 @@
         <w:rPr>
           <w:rFonts w:ascii="IBM Plex Sans" w:eastAsia="IBM Plex Sans" w:hAnsi="IBM Plex Sans"/>
         </w:rPr>
-        <w:t>The purchase total calculation contains a bug. Rather than telling Bob where it is, ask Bob to investigate the repository and find it. Use this prompt:</w:t>
+        <w:t xml:space="preserve">The purchase total calculation contains a bug. Rather than telling Bob where it is, ask Bob to investigate the repository and find it. </w:t>
+      </w:r>
+      <w:r>
+        <w:rPr>
+          <w:rFonts w:ascii="IBM Plex Sans" w:eastAsia="IBM Plex Sans" w:hAnsi="IBM Plex Sans"/>
+        </w:rPr>
+        <w:t xml:space="preserve">In the ‘Ask’ mode use </w:t>
+      </w:r>
+      <w:r>
+        <w:rPr>
+          <w:rFonts w:ascii="IBM Plex Sans" w:eastAsia="IBM Plex Sans" w:hAnsi="IBM Plex Sans"/>
+        </w:rPr>
+        <w:t>this prompt:</w:t>
       </w:r>
     </w:p>
     <w:p>
@@ -232,7 +244,19 @@
         <w:rPr>
           <w:rFonts w:ascii="IBM Plex Sans" w:eastAsia="IBM Plex Sans" w:hAnsi="IBM Plex Sans"/>
         </w:rPr>
-        <w:t>Bob will trace the calculation logic in checkout.py, pinpoint the incorrect branch, and explain why only purchases of three or more units are affected. Once you have reviewed the explanation, follow up with:</w:t>
+        <w:t xml:space="preserve">Bob will trace the calculation logic in checkout.py, pinpoint the incorrect branch, and explain why only purchases of three or more units are affected. Once you have reviewed the explanation, follow up </w:t>
+      </w:r>
+      <w:r>
+        <w:rPr>
+          <w:rFonts w:ascii="IBM Plex Sans" w:eastAsia="IBM Plex Sans" w:hAnsi="IBM Plex Sans"/>
+        </w:rPr>
+        <w:t xml:space="preserve">in the ‘Agent’ mode </w:t>
+      </w:r>
+      <w:r>
+        <w:rPr>
+          <w:rFonts w:ascii="IBM Plex Sans" w:eastAsia="IBM Plex Sans" w:hAnsi="IBM Plex Sans"/>
+        </w:rPr>
+        <w:t>with:</w:t>
       </w:r>
     </w:p>
     <w:p>
